--- a/docs/qms/evidence-2026/QMS_Word/README.docx
+++ b/docs/qms/evidence-2026/QMS_Word/README.docx
@@ -39,7 +39,7 @@
       </w:pPr>
       <w:r>
         <w:rPr/>
-        <w:t>Status: documented, not yet adopted</w:t>
+        <w:t>Status: approved 2026-10-07 — operating within the AJACE Inc. corporate QMS</w:t>
       </w:r>
     </w:p>
     <w:p>
@@ -51,17 +51,20 @@
       </w:pPr>
       <w:r>
         <w:rPr/>
-        <w:t xml:space="preserve">Every document in this set is </w:t>
-      </w:r>
-      <w:r>
-        <w:rPr>
-          <w:rStyle w:val="SourceText"/>
-        </w:rPr>
-        <w:t>DRAFT — not yet approved</w:t>
-      </w:r>
-      <w:r>
-        <w:rPr/>
-        <w:t>. No document has been signed, no internal audit has been conducted, and no management review has been held. This is an accurate statement of position, not a disclaimer.</w:t>
+        <w:t xml:space="preserve">All controlled documents were approved on 2026-10-07 by Anita Johan (Managing Director), reviewed by Alexander Peter (EchoMind Project Lead) with QA by Sheryl Nazareth — approval record </w:t>
+      </w:r>
+      <w:hyperlink r:id="rId2">
+        <w:r>
+          <w:rPr>
+            <w:rStyle w:val="Hyperlink"/>
+            <w:rFonts w:ascii="Consolas" w:hAnsi="Consolas" w:eastAsia="Consolas" w:cs="Consolas"/>
+          </w:rPr>
+          <w:t>records/approvals/2026-10-07_AR-2026-001_document_approval.md</w:t>
+        </w:r>
+      </w:hyperlink>
+      <w:r>
+        <w:rPr/>
+        <w:t>. An internal audit of the EchoMind area and a management review covering it are still to be held through the corporate programme.</w:t>
       </w:r>
     </w:p>
     <w:p>
@@ -72,16 +75,10 @@
         <w:rPr/>
       </w:pPr>
       <w:r>
-        <w:rPr>
-          <w:rStyle w:val="Strong"/>
-        </w:rPr>
-        <w:t>Do not present this set as an implemented or certified quality management system.</w:t>
-      </w:r>
-      <w:r>
-        <w:rPr/>
-        <w:t xml:space="preserve"> Read </w:t>
-      </w:r>
-      <w:hyperlink r:id="rId2">
+        <w:rPr/>
+        <w:t xml:space="preserve">Read </w:t>
+      </w:r>
+      <w:hyperlink r:id="rId3">
         <w:r>
           <w:rPr>
             <w:rStyle w:val="Hyperlink"/>
@@ -176,20 +173,20 @@
     </w:p>
     <w:tbl>
       <w:tblPr>
-        <w:tblW w:w="11339" w:type="dxa"/>
+        <w:tblW w:w="5000" w:type="pct"/>
         <w:jc w:val="left"/>
-        <w:tblInd w:w="0" w:type="dxa"/>
+        <w:tblInd w:w="-7" w:type="dxa"/>
         <w:tblLayout w:type="fixed"/>
         <w:tblCellMar>
-          <w:top w:w="28" w:type="dxa"/>
-          <w:left w:w="28" w:type="dxa"/>
-          <w:bottom w:w="28" w:type="dxa"/>
-          <w:right w:w="28" w:type="dxa"/>
+          <w:top w:w="60" w:type="dxa"/>
+          <w:left w:w="60" w:type="dxa"/>
+          <w:bottom w:w="60" w:type="dxa"/>
+          <w:right w:w="60" w:type="dxa"/>
         </w:tblCellMar>
       </w:tblPr>
       <w:tblGrid>
-        <w:gridCol w:w="3624"/>
-        <w:gridCol w:w="7715"/>
+        <w:gridCol w:w="3646"/>
+        <w:gridCol w:w="7693"/>
       </w:tblGrid>
       <w:tr>
         <w:trPr>
@@ -197,44 +194,60 @@
         </w:trPr>
         <w:tc>
           <w:tcPr>
-            <w:tcW w:w="3624" w:type="dxa"/>
-            <w:tcBorders/>
+            <w:tcW w:w="3646" w:type="dxa"/>
+            <w:tcBorders>
+              <w:top w:val="single" w:sz="6" w:space="0" w:color="BFC7D5"/>
+              <w:left w:val="single" w:sz="6" w:space="0" w:color="BFC7D5"/>
+              <w:bottom w:val="single" w:sz="2" w:space="0" w:color="BFC7D5"/>
+              <w:right w:val="single" w:sz="6" w:space="0" w:color="BFC7D5"/>
+            </w:tcBorders>
+            <w:shd w:fill="1F3A5F" w:val="clear"/>
             <w:vAlign w:val="center"/>
           </w:tcPr>
           <w:p>
             <w:pPr>
               <w:pStyle w:val="TableHeading"/>
-              <w:suppressLineNumbers/>
-              <w:shd w:fill="1F3A5F" w:val="clear"/>
-              <w:bidi w:val="0"/>
-              <w:spacing w:before="0" w:after="283"/>
-              <w:jc w:val="center"/>
-              <w:rPr/>
-            </w:pPr>
-            <w:r>
-              <w:rPr/>
+              <w:bidi w:val="0"/>
+              <w:spacing w:before="0" w:after="283"/>
+              <w:jc w:val="left"/>
+              <w:rPr>
+                <w:color w:val="FFFFFF"/>
+              </w:rPr>
+            </w:pPr>
+            <w:r>
+              <w:rPr>
+                <w:color w:val="FFFFFF"/>
+              </w:rPr>
               <w:t>If you are…</w:t>
             </w:r>
           </w:p>
         </w:tc>
         <w:tc>
           <w:tcPr>
-            <w:tcW w:w="7715" w:type="dxa"/>
-            <w:tcBorders/>
+            <w:tcW w:w="7693" w:type="dxa"/>
+            <w:tcBorders>
+              <w:top w:val="single" w:sz="6" w:space="0" w:color="BFC7D5"/>
+              <w:left w:val="single" w:sz="2" w:space="0" w:color="BFC7D5"/>
+              <w:bottom w:val="single" w:sz="2" w:space="0" w:color="BFC7D5"/>
+              <w:right w:val="single" w:sz="6" w:space="0" w:color="BFC7D5"/>
+            </w:tcBorders>
+            <w:shd w:fill="1F3A5F" w:val="clear"/>
             <w:vAlign w:val="center"/>
           </w:tcPr>
           <w:p>
             <w:pPr>
               <w:pStyle w:val="TableHeading"/>
-              <w:suppressLineNumbers/>
-              <w:shd w:fill="1F3A5F" w:val="clear"/>
-              <w:bidi w:val="0"/>
-              <w:spacing w:before="0" w:after="283"/>
-              <w:jc w:val="center"/>
-              <w:rPr/>
-            </w:pPr>
-            <w:r>
-              <w:rPr/>
+              <w:bidi w:val="0"/>
+              <w:spacing w:before="0" w:after="283"/>
+              <w:jc w:val="left"/>
+              <w:rPr>
+                <w:color w:val="FFFFFF"/>
+              </w:rPr>
+            </w:pPr>
+            <w:r>
+              <w:rPr>
+                <w:color w:val="FFFFFF"/>
+              </w:rPr>
               <w:t>Read, in this order</w:t>
             </w:r>
           </w:p>
@@ -244,8 +257,12 @@
         <w:trPr/>
         <w:tc>
           <w:tcPr>
-            <w:tcW w:w="3624" w:type="dxa"/>
-            <w:tcBorders/>
+            <w:tcW w:w="3646" w:type="dxa"/>
+            <w:tcBorders>
+              <w:left w:val="single" w:sz="6" w:space="0" w:color="BFC7D5"/>
+              <w:bottom w:val="single" w:sz="2" w:space="0" w:color="BFC7D5"/>
+              <w:right w:val="single" w:sz="6" w:space="0" w:color="BFC7D5"/>
+            </w:tcBorders>
             <w:vAlign w:val="center"/>
           </w:tcPr>
           <w:p>
@@ -266,19 +283,23 @@
         </w:tc>
         <w:tc>
           <w:tcPr>
-            <w:tcW w:w="7715" w:type="dxa"/>
-            <w:tcBorders/>
-            <w:vAlign w:val="center"/>
-          </w:tcPr>
-          <w:p>
-            <w:pPr>
-              <w:pStyle w:val="TableContents"/>
-              <w:bidi w:val="0"/>
-              <w:spacing w:before="0" w:after="283"/>
-              <w:jc w:val="left"/>
-              <w:rPr/>
-            </w:pPr>
-            <w:hyperlink r:id="rId3">
+            <w:tcW w:w="7693" w:type="dxa"/>
+            <w:tcBorders>
+              <w:left w:val="single" w:sz="2" w:space="0" w:color="BFC7D5"/>
+              <w:bottom w:val="single" w:sz="2" w:space="0" w:color="BFC7D5"/>
+              <w:right w:val="single" w:sz="6" w:space="0" w:color="BFC7D5"/>
+            </w:tcBorders>
+            <w:vAlign w:val="center"/>
+          </w:tcPr>
+          <w:p>
+            <w:pPr>
+              <w:pStyle w:val="TableContents"/>
+              <w:bidi w:val="0"/>
+              <w:spacing w:before="0" w:after="283"/>
+              <w:jc w:val="left"/>
+              <w:rPr/>
+            </w:pPr>
+            <w:hyperlink r:id="rId4">
               <w:r>
                 <w:rPr>
                   <w:rStyle w:val="Hyperlink"/>
@@ -291,7 +312,7 @@
               <w:rPr/>
               <w:t xml:space="preserve"> → </w:t>
             </w:r>
-            <w:hyperlink r:id="rId4">
+            <w:hyperlink r:id="rId5">
               <w:r>
                 <w:rPr>
                   <w:rStyle w:val="Hyperlink"/>
@@ -304,7 +325,7 @@
               <w:rPr/>
               <w:t xml:space="preserve"> → </w:t>
             </w:r>
-            <w:hyperlink r:id="rId5">
+            <w:hyperlink r:id="rId6">
               <w:r>
                 <w:rPr>
                   <w:rStyle w:val="Hyperlink"/>
@@ -317,7 +338,7 @@
               <w:rPr/>
               <w:t xml:space="preserve"> → </w:t>
             </w:r>
-            <w:hyperlink r:id="rId6">
+            <w:hyperlink r:id="rId7">
               <w:r>
                 <w:rPr>
                   <w:rStyle w:val="Hyperlink"/>
@@ -330,7 +351,7 @@
               <w:rPr/>
               <w:t xml:space="preserve"> → </w:t>
             </w:r>
-            <w:hyperlink r:id="rId7">
+            <w:hyperlink r:id="rId8">
               <w:r>
                 <w:rPr>
                   <w:rStyle w:val="Hyperlink"/>
@@ -346,8 +367,12 @@
         <w:trPr/>
         <w:tc>
           <w:tcPr>
-            <w:tcW w:w="3624" w:type="dxa"/>
-            <w:tcBorders/>
+            <w:tcW w:w="3646" w:type="dxa"/>
+            <w:tcBorders>
+              <w:left w:val="single" w:sz="6" w:space="0" w:color="BFC7D5"/>
+              <w:bottom w:val="single" w:sz="2" w:space="0" w:color="BFC7D5"/>
+              <w:right w:val="single" w:sz="6" w:space="0" w:color="BFC7D5"/>
+            </w:tcBorders>
             <w:vAlign w:val="center"/>
           </w:tcPr>
           <w:p>
@@ -368,19 +393,23 @@
         </w:tc>
         <w:tc>
           <w:tcPr>
-            <w:tcW w:w="7715" w:type="dxa"/>
-            <w:tcBorders/>
-            <w:vAlign w:val="center"/>
-          </w:tcPr>
-          <w:p>
-            <w:pPr>
-              <w:pStyle w:val="TableContents"/>
-              <w:bidi w:val="0"/>
-              <w:spacing w:before="0" w:after="283"/>
-              <w:jc w:val="left"/>
-              <w:rPr/>
-            </w:pPr>
-            <w:hyperlink r:id="rId8">
+            <w:tcW w:w="7693" w:type="dxa"/>
+            <w:tcBorders>
+              <w:left w:val="single" w:sz="2" w:space="0" w:color="BFC7D5"/>
+              <w:bottom w:val="single" w:sz="2" w:space="0" w:color="BFC7D5"/>
+              <w:right w:val="single" w:sz="6" w:space="0" w:color="BFC7D5"/>
+            </w:tcBorders>
+            <w:vAlign w:val="center"/>
+          </w:tcPr>
+          <w:p>
+            <w:pPr>
+              <w:pStyle w:val="TableContents"/>
+              <w:bidi w:val="0"/>
+              <w:spacing w:before="0" w:after="283"/>
+              <w:jc w:val="left"/>
+              <w:rPr/>
+            </w:pPr>
+            <w:hyperlink r:id="rId9">
               <w:r>
                 <w:rPr>
                   <w:rStyle w:val="Hyperlink"/>
@@ -393,7 +422,7 @@
               <w:rPr/>
               <w:t xml:space="preserve"> → </w:t>
             </w:r>
-            <w:hyperlink r:id="rId9">
+            <w:hyperlink r:id="rId10">
               <w:r>
                 <w:rPr>
                   <w:rStyle w:val="Hyperlink"/>
@@ -406,7 +435,7 @@
               <w:rPr/>
               <w:t xml:space="preserve"> → </w:t>
             </w:r>
-            <w:hyperlink r:id="rId10">
+            <w:hyperlink r:id="rId11">
               <w:r>
                 <w:rPr>
                   <w:rStyle w:val="Hyperlink"/>
@@ -426,8 +455,12 @@
         <w:trPr/>
         <w:tc>
           <w:tcPr>
-            <w:tcW w:w="3624" w:type="dxa"/>
-            <w:tcBorders/>
+            <w:tcW w:w="3646" w:type="dxa"/>
+            <w:tcBorders>
+              <w:left w:val="single" w:sz="6" w:space="0" w:color="BFC7D5"/>
+              <w:bottom w:val="single" w:sz="2" w:space="0" w:color="BFC7D5"/>
+              <w:right w:val="single" w:sz="6" w:space="0" w:color="BFC7D5"/>
+            </w:tcBorders>
             <w:vAlign w:val="center"/>
           </w:tcPr>
           <w:p>
@@ -448,19 +481,23 @@
         </w:tc>
         <w:tc>
           <w:tcPr>
-            <w:tcW w:w="7715" w:type="dxa"/>
-            <w:tcBorders/>
-            <w:vAlign w:val="center"/>
-          </w:tcPr>
-          <w:p>
-            <w:pPr>
-              <w:pStyle w:val="TableContents"/>
-              <w:bidi w:val="0"/>
-              <w:spacing w:before="0" w:after="283"/>
-              <w:jc w:val="left"/>
-              <w:rPr/>
-            </w:pPr>
-            <w:hyperlink r:id="rId11">
+            <w:tcW w:w="7693" w:type="dxa"/>
+            <w:tcBorders>
+              <w:left w:val="single" w:sz="2" w:space="0" w:color="BFC7D5"/>
+              <w:bottom w:val="single" w:sz="2" w:space="0" w:color="BFC7D5"/>
+              <w:right w:val="single" w:sz="6" w:space="0" w:color="BFC7D5"/>
+            </w:tcBorders>
+            <w:vAlign w:val="center"/>
+          </w:tcPr>
+          <w:p>
+            <w:pPr>
+              <w:pStyle w:val="TableContents"/>
+              <w:bidi w:val="0"/>
+              <w:spacing w:before="0" w:after="283"/>
+              <w:jc w:val="left"/>
+              <w:rPr/>
+            </w:pPr>
+            <w:hyperlink r:id="rId12">
               <w:r>
                 <w:rPr>
                   <w:rStyle w:val="Hyperlink"/>
@@ -473,7 +510,7 @@
               <w:rPr/>
               <w:t xml:space="preserve"> → </w:t>
             </w:r>
-            <w:hyperlink r:id="rId12">
+            <w:hyperlink r:id="rId13">
               <w:r>
                 <w:rPr>
                   <w:rStyle w:val="Hyperlink"/>
@@ -486,7 +523,7 @@
               <w:rPr/>
               <w:t xml:space="preserve"> (your data) → </w:t>
             </w:r>
-            <w:hyperlink r:id="rId13">
+            <w:hyperlink r:id="rId14">
               <w:r>
                 <w:rPr>
                   <w:rStyle w:val="Hyperlink"/>
@@ -499,7 +536,7 @@
               <w:rPr/>
               <w:t xml:space="preserve"> (how we verify) → </w:t>
             </w:r>
-            <w:hyperlink r:id="rId14">
+            <w:hyperlink r:id="rId15">
               <w:r>
                 <w:rPr>
                   <w:rStyle w:val="Hyperlink"/>
@@ -515,8 +552,12 @@
         <w:trPr/>
         <w:tc>
           <w:tcPr>
-            <w:tcW w:w="3624" w:type="dxa"/>
-            <w:tcBorders/>
+            <w:tcW w:w="3646" w:type="dxa"/>
+            <w:tcBorders>
+              <w:left w:val="single" w:sz="6" w:space="0" w:color="BFC7D5"/>
+              <w:bottom w:val="single" w:sz="6" w:space="0" w:color="BFC7D5"/>
+              <w:right w:val="single" w:sz="6" w:space="0" w:color="BFC7D5"/>
+            </w:tcBorders>
             <w:vAlign w:val="center"/>
           </w:tcPr>
           <w:p>
@@ -537,19 +578,23 @@
         </w:tc>
         <w:tc>
           <w:tcPr>
-            <w:tcW w:w="7715" w:type="dxa"/>
-            <w:tcBorders/>
-            <w:vAlign w:val="center"/>
-          </w:tcPr>
-          <w:p>
-            <w:pPr>
-              <w:pStyle w:val="TableContents"/>
-              <w:bidi w:val="0"/>
-              <w:spacing w:before="0" w:after="283"/>
-              <w:jc w:val="left"/>
-              <w:rPr/>
-            </w:pPr>
-            <w:hyperlink r:id="rId15">
+            <w:tcW w:w="7693" w:type="dxa"/>
+            <w:tcBorders>
+              <w:left w:val="single" w:sz="2" w:space="0" w:color="BFC7D5"/>
+              <w:bottom w:val="single" w:sz="6" w:space="0" w:color="BFC7D5"/>
+              <w:right w:val="single" w:sz="6" w:space="0" w:color="BFC7D5"/>
+            </w:tcBorders>
+            <w:vAlign w:val="center"/>
+          </w:tcPr>
+          <w:p>
+            <w:pPr>
+              <w:pStyle w:val="TableContents"/>
+              <w:bidi w:val="0"/>
+              <w:spacing w:before="0" w:after="283"/>
+              <w:jc w:val="left"/>
+              <w:rPr/>
+            </w:pPr>
+            <w:hyperlink r:id="rId16">
               <w:r>
                 <w:rPr>
                   <w:rStyle w:val="Hyperlink"/>
@@ -562,7 +607,7 @@
               <w:rPr/>
               <w:t xml:space="preserve">, </w:t>
             </w:r>
-            <w:hyperlink r:id="rId16">
+            <w:hyperlink r:id="rId17">
               <w:r>
                 <w:rPr>
                   <w:rStyle w:val="Hyperlink"/>
@@ -575,7 +620,7 @@
               <w:rPr/>
               <w:t xml:space="preserve">, </w:t>
             </w:r>
-            <w:hyperlink r:id="rId17">
+            <w:hyperlink r:id="rId18">
               <w:r>
                 <w:rPr>
                   <w:rStyle w:val="Hyperlink"/>
@@ -588,7 +633,7 @@
               <w:rPr/>
               <w:t xml:space="preserve">, </w:t>
             </w:r>
-            <w:hyperlink r:id="rId18">
+            <w:hyperlink r:id="rId19">
               <w:r>
                 <w:rPr>
                   <w:rStyle w:val="Hyperlink"/>
@@ -627,21 +672,21 @@
     </w:p>
     <w:tbl>
       <w:tblPr>
-        <w:tblW w:w="11339" w:type="dxa"/>
+        <w:tblW w:w="5000" w:type="pct"/>
         <w:jc w:val="left"/>
-        <w:tblInd w:w="0" w:type="dxa"/>
+        <w:tblInd w:w="-7" w:type="dxa"/>
         <w:tblLayout w:type="fixed"/>
         <w:tblCellMar>
-          <w:top w:w="28" w:type="dxa"/>
-          <w:left w:w="28" w:type="dxa"/>
-          <w:bottom w:w="28" w:type="dxa"/>
-          <w:right w:w="28" w:type="dxa"/>
+          <w:top w:w="60" w:type="dxa"/>
+          <w:left w:w="60" w:type="dxa"/>
+          <w:bottom w:w="60" w:type="dxa"/>
+          <w:right w:w="60" w:type="dxa"/>
         </w:tblCellMar>
       </w:tblPr>
       <w:tblGrid>
-        <w:gridCol w:w="716"/>
-        <w:gridCol w:w="1636"/>
-        <w:gridCol w:w="8987"/>
+        <w:gridCol w:w="748"/>
+        <w:gridCol w:w="1666"/>
+        <w:gridCol w:w="8925"/>
       </w:tblGrid>
       <w:tr>
         <w:trPr>
@@ -649,66 +694,90 @@
         </w:trPr>
         <w:tc>
           <w:tcPr>
-            <w:tcW w:w="716" w:type="dxa"/>
-            <w:tcBorders/>
+            <w:tcW w:w="748" w:type="dxa"/>
+            <w:tcBorders>
+              <w:top w:val="single" w:sz="6" w:space="0" w:color="BFC7D5"/>
+              <w:left w:val="single" w:sz="6" w:space="0" w:color="BFC7D5"/>
+              <w:bottom w:val="single" w:sz="2" w:space="0" w:color="BFC7D5"/>
+              <w:right w:val="single" w:sz="6" w:space="0" w:color="BFC7D5"/>
+            </w:tcBorders>
+            <w:shd w:fill="1F3A5F" w:val="clear"/>
             <w:vAlign w:val="center"/>
           </w:tcPr>
           <w:p>
             <w:pPr>
               <w:pStyle w:val="TableHeading"/>
-              <w:suppressLineNumbers/>
-              <w:shd w:fill="1F3A5F" w:val="clear"/>
-              <w:bidi w:val="0"/>
-              <w:spacing w:before="0" w:after="283"/>
-              <w:jc w:val="center"/>
-              <w:rPr/>
-            </w:pPr>
-            <w:r>
-              <w:rPr/>
+              <w:bidi w:val="0"/>
+              <w:spacing w:before="0" w:after="283"/>
+              <w:jc w:val="left"/>
+              <w:rPr>
+                <w:color w:val="FFFFFF"/>
+              </w:rPr>
+            </w:pPr>
+            <w:r>
+              <w:rPr>
+                <w:color w:val="FFFFFF"/>
+              </w:rPr>
               <w:t>ID</w:t>
             </w:r>
           </w:p>
         </w:tc>
         <w:tc>
           <w:tcPr>
-            <w:tcW w:w="1636" w:type="dxa"/>
-            <w:tcBorders/>
+            <w:tcW w:w="1666" w:type="dxa"/>
+            <w:tcBorders>
+              <w:top w:val="single" w:sz="6" w:space="0" w:color="BFC7D5"/>
+              <w:left w:val="single" w:sz="2" w:space="0" w:color="BFC7D5"/>
+              <w:bottom w:val="single" w:sz="2" w:space="0" w:color="BFC7D5"/>
+              <w:right w:val="single" w:sz="6" w:space="0" w:color="BFC7D5"/>
+            </w:tcBorders>
+            <w:shd w:fill="1F3A5F" w:val="clear"/>
             <w:vAlign w:val="center"/>
           </w:tcPr>
           <w:p>
             <w:pPr>
               <w:pStyle w:val="TableHeading"/>
-              <w:suppressLineNumbers/>
-              <w:shd w:fill="1F3A5F" w:val="clear"/>
-              <w:bidi w:val="0"/>
-              <w:spacing w:before="0" w:after="283"/>
-              <w:jc w:val="center"/>
-              <w:rPr/>
-            </w:pPr>
-            <w:r>
-              <w:rPr/>
+              <w:bidi w:val="0"/>
+              <w:spacing w:before="0" w:after="283"/>
+              <w:jc w:val="left"/>
+              <w:rPr>
+                <w:color w:val="FFFFFF"/>
+              </w:rPr>
+            </w:pPr>
+            <w:r>
+              <w:rPr>
+                <w:color w:val="FFFFFF"/>
+              </w:rPr>
               <w:t>Document</w:t>
             </w:r>
           </w:p>
         </w:tc>
         <w:tc>
           <w:tcPr>
-            <w:tcW w:w="8987" w:type="dxa"/>
-            <w:tcBorders/>
+            <w:tcW w:w="8925" w:type="dxa"/>
+            <w:tcBorders>
+              <w:top w:val="single" w:sz="6" w:space="0" w:color="BFC7D5"/>
+              <w:left w:val="single" w:sz="2" w:space="0" w:color="BFC7D5"/>
+              <w:bottom w:val="single" w:sz="2" w:space="0" w:color="BFC7D5"/>
+              <w:right w:val="single" w:sz="6" w:space="0" w:color="BFC7D5"/>
+            </w:tcBorders>
+            <w:shd w:fill="1F3A5F" w:val="clear"/>
             <w:vAlign w:val="center"/>
           </w:tcPr>
           <w:p>
             <w:pPr>
               <w:pStyle w:val="TableHeading"/>
-              <w:suppressLineNumbers/>
-              <w:shd w:fill="1F3A5F" w:val="clear"/>
-              <w:bidi w:val="0"/>
-              <w:spacing w:before="0" w:after="283"/>
-              <w:jc w:val="center"/>
-              <w:rPr/>
-            </w:pPr>
-            <w:r>
-              <w:rPr/>
+              <w:bidi w:val="0"/>
+              <w:spacing w:before="0" w:after="283"/>
+              <w:jc w:val="left"/>
+              <w:rPr>
+                <w:color w:val="FFFFFF"/>
+              </w:rPr>
+            </w:pPr>
+            <w:r>
+              <w:rPr>
+                <w:color w:val="FFFFFF"/>
+              </w:rPr>
               <w:t>Covers</w:t>
             </w:r>
           </w:p>
@@ -718,8 +787,12 @@
         <w:trPr/>
         <w:tc>
           <w:tcPr>
-            <w:tcW w:w="716" w:type="dxa"/>
-            <w:tcBorders/>
+            <w:tcW w:w="748" w:type="dxa"/>
+            <w:tcBorders>
+              <w:left w:val="single" w:sz="6" w:space="0" w:color="BFC7D5"/>
+              <w:bottom w:val="single" w:sz="2" w:space="0" w:color="BFC7D5"/>
+              <w:right w:val="single" w:sz="6" w:space="0" w:color="BFC7D5"/>
+            </w:tcBorders>
             <w:vAlign w:val="center"/>
           </w:tcPr>
           <w:p>
@@ -738,19 +811,23 @@
         </w:tc>
         <w:tc>
           <w:tcPr>
-            <w:tcW w:w="1636" w:type="dxa"/>
-            <w:tcBorders/>
-            <w:vAlign w:val="center"/>
-          </w:tcPr>
-          <w:p>
-            <w:pPr>
-              <w:pStyle w:val="TableContents"/>
-              <w:bidi w:val="0"/>
-              <w:spacing w:before="0" w:after="283"/>
-              <w:jc w:val="left"/>
-              <w:rPr/>
-            </w:pPr>
-            <w:hyperlink r:id="rId19">
+            <w:tcW w:w="1666" w:type="dxa"/>
+            <w:tcBorders>
+              <w:left w:val="single" w:sz="2" w:space="0" w:color="BFC7D5"/>
+              <w:bottom w:val="single" w:sz="2" w:space="0" w:color="BFC7D5"/>
+              <w:right w:val="single" w:sz="6" w:space="0" w:color="BFC7D5"/>
+            </w:tcBorders>
+            <w:vAlign w:val="center"/>
+          </w:tcPr>
+          <w:p>
+            <w:pPr>
+              <w:pStyle w:val="TableContents"/>
+              <w:bidi w:val="0"/>
+              <w:spacing w:before="0" w:after="283"/>
+              <w:jc w:val="left"/>
+              <w:rPr/>
+            </w:pPr>
+            <w:hyperlink r:id="rId20">
               <w:r>
                 <w:rPr>
                   <w:rStyle w:val="Hyperlink"/>
@@ -762,8 +839,12 @@
         </w:tc>
         <w:tc>
           <w:tcPr>
-            <w:tcW w:w="8987" w:type="dxa"/>
-            <w:tcBorders/>
+            <w:tcW w:w="8925" w:type="dxa"/>
+            <w:tcBorders>
+              <w:left w:val="single" w:sz="2" w:space="0" w:color="BFC7D5"/>
+              <w:bottom w:val="single" w:sz="2" w:space="0" w:color="BFC7D5"/>
+              <w:right w:val="single" w:sz="6" w:space="0" w:color="BFC7D5"/>
+            </w:tcBorders>
             <w:vAlign w:val="center"/>
           </w:tcPr>
           <w:p>
@@ -785,8 +866,12 @@
         <w:trPr/>
         <w:tc>
           <w:tcPr>
-            <w:tcW w:w="716" w:type="dxa"/>
-            <w:tcBorders/>
+            <w:tcW w:w="748" w:type="dxa"/>
+            <w:tcBorders>
+              <w:left w:val="single" w:sz="6" w:space="0" w:color="BFC7D5"/>
+              <w:bottom w:val="single" w:sz="2" w:space="0" w:color="BFC7D5"/>
+              <w:right w:val="single" w:sz="6" w:space="0" w:color="BFC7D5"/>
+            </w:tcBorders>
             <w:vAlign w:val="center"/>
           </w:tcPr>
           <w:p>
@@ -805,19 +890,23 @@
         </w:tc>
         <w:tc>
           <w:tcPr>
-            <w:tcW w:w="1636" w:type="dxa"/>
-            <w:tcBorders/>
-            <w:vAlign w:val="center"/>
-          </w:tcPr>
-          <w:p>
-            <w:pPr>
-              <w:pStyle w:val="TableContents"/>
-              <w:bidi w:val="0"/>
-              <w:spacing w:before="0" w:after="283"/>
-              <w:jc w:val="left"/>
-              <w:rPr/>
-            </w:pPr>
-            <w:hyperlink r:id="rId20">
+            <w:tcW w:w="1666" w:type="dxa"/>
+            <w:tcBorders>
+              <w:left w:val="single" w:sz="2" w:space="0" w:color="BFC7D5"/>
+              <w:bottom w:val="single" w:sz="2" w:space="0" w:color="BFC7D5"/>
+              <w:right w:val="single" w:sz="6" w:space="0" w:color="BFC7D5"/>
+            </w:tcBorders>
+            <w:vAlign w:val="center"/>
+          </w:tcPr>
+          <w:p>
+            <w:pPr>
+              <w:pStyle w:val="TableContents"/>
+              <w:bidi w:val="0"/>
+              <w:spacing w:before="0" w:after="283"/>
+              <w:jc w:val="left"/>
+              <w:rPr/>
+            </w:pPr>
+            <w:hyperlink r:id="rId21">
               <w:r>
                 <w:rPr>
                   <w:rStyle w:val="Hyperlink"/>
@@ -832,8 +921,12 @@
         </w:tc>
         <w:tc>
           <w:tcPr>
-            <w:tcW w:w="8987" w:type="dxa"/>
-            <w:tcBorders/>
+            <w:tcW w:w="8925" w:type="dxa"/>
+            <w:tcBorders>
+              <w:left w:val="single" w:sz="2" w:space="0" w:color="BFC7D5"/>
+              <w:bottom w:val="single" w:sz="2" w:space="0" w:color="BFC7D5"/>
+              <w:right w:val="single" w:sz="6" w:space="0" w:color="BFC7D5"/>
+            </w:tcBorders>
             <w:vAlign w:val="center"/>
           </w:tcPr>
           <w:p>
@@ -861,8 +954,12 @@
         <w:trPr/>
         <w:tc>
           <w:tcPr>
-            <w:tcW w:w="716" w:type="dxa"/>
-            <w:tcBorders/>
+            <w:tcW w:w="748" w:type="dxa"/>
+            <w:tcBorders>
+              <w:left w:val="single" w:sz="6" w:space="0" w:color="BFC7D5"/>
+              <w:bottom w:val="single" w:sz="2" w:space="0" w:color="BFC7D5"/>
+              <w:right w:val="single" w:sz="6" w:space="0" w:color="BFC7D5"/>
+            </w:tcBorders>
             <w:vAlign w:val="center"/>
           </w:tcPr>
           <w:p>
@@ -881,19 +978,23 @@
         </w:tc>
         <w:tc>
           <w:tcPr>
-            <w:tcW w:w="1636" w:type="dxa"/>
-            <w:tcBorders/>
-            <w:vAlign w:val="center"/>
-          </w:tcPr>
-          <w:p>
-            <w:pPr>
-              <w:pStyle w:val="TableContents"/>
-              <w:bidi w:val="0"/>
-              <w:spacing w:before="0" w:after="283"/>
-              <w:jc w:val="left"/>
-              <w:rPr/>
-            </w:pPr>
-            <w:hyperlink r:id="rId21">
+            <w:tcW w:w="1666" w:type="dxa"/>
+            <w:tcBorders>
+              <w:left w:val="single" w:sz="2" w:space="0" w:color="BFC7D5"/>
+              <w:bottom w:val="single" w:sz="2" w:space="0" w:color="BFC7D5"/>
+              <w:right w:val="single" w:sz="6" w:space="0" w:color="BFC7D5"/>
+            </w:tcBorders>
+            <w:vAlign w:val="center"/>
+          </w:tcPr>
+          <w:p>
+            <w:pPr>
+              <w:pStyle w:val="TableContents"/>
+              <w:bidi w:val="0"/>
+              <w:spacing w:before="0" w:after="283"/>
+              <w:jc w:val="left"/>
+              <w:rPr/>
+            </w:pPr>
+            <w:hyperlink r:id="rId22">
               <w:r>
                 <w:rPr>
                   <w:rStyle w:val="Hyperlink"/>
@@ -908,8 +1009,12 @@
         </w:tc>
         <w:tc>
           <w:tcPr>
-            <w:tcW w:w="8987" w:type="dxa"/>
-            <w:tcBorders/>
+            <w:tcW w:w="8925" w:type="dxa"/>
+            <w:tcBorders>
+              <w:left w:val="single" w:sz="2" w:space="0" w:color="BFC7D5"/>
+              <w:bottom w:val="single" w:sz="2" w:space="0" w:color="BFC7D5"/>
+              <w:right w:val="single" w:sz="6" w:space="0" w:color="BFC7D5"/>
+            </w:tcBorders>
             <w:vAlign w:val="center"/>
           </w:tcPr>
           <w:p>
@@ -937,8 +1042,12 @@
         <w:trPr/>
         <w:tc>
           <w:tcPr>
-            <w:tcW w:w="716" w:type="dxa"/>
-            <w:tcBorders/>
+            <w:tcW w:w="748" w:type="dxa"/>
+            <w:tcBorders>
+              <w:left w:val="single" w:sz="6" w:space="0" w:color="BFC7D5"/>
+              <w:bottom w:val="single" w:sz="2" w:space="0" w:color="BFC7D5"/>
+              <w:right w:val="single" w:sz="6" w:space="0" w:color="BFC7D5"/>
+            </w:tcBorders>
             <w:vAlign w:val="center"/>
           </w:tcPr>
           <w:p>
@@ -957,19 +1066,23 @@
         </w:tc>
         <w:tc>
           <w:tcPr>
-            <w:tcW w:w="1636" w:type="dxa"/>
-            <w:tcBorders/>
-            <w:vAlign w:val="center"/>
-          </w:tcPr>
-          <w:p>
-            <w:pPr>
-              <w:pStyle w:val="TableContents"/>
-              <w:bidi w:val="0"/>
-              <w:spacing w:before="0" w:after="283"/>
-              <w:jc w:val="left"/>
-              <w:rPr/>
-            </w:pPr>
-            <w:hyperlink r:id="rId22">
+            <w:tcW w:w="1666" w:type="dxa"/>
+            <w:tcBorders>
+              <w:left w:val="single" w:sz="2" w:space="0" w:color="BFC7D5"/>
+              <w:bottom w:val="single" w:sz="2" w:space="0" w:color="BFC7D5"/>
+              <w:right w:val="single" w:sz="6" w:space="0" w:color="BFC7D5"/>
+            </w:tcBorders>
+            <w:vAlign w:val="center"/>
+          </w:tcPr>
+          <w:p>
+            <w:pPr>
+              <w:pStyle w:val="TableContents"/>
+              <w:bidi w:val="0"/>
+              <w:spacing w:before="0" w:after="283"/>
+              <w:jc w:val="left"/>
+              <w:rPr/>
+            </w:pPr>
+            <w:hyperlink r:id="rId23">
               <w:r>
                 <w:rPr>
                   <w:rStyle w:val="Hyperlink"/>
@@ -981,8 +1094,12 @@
         </w:tc>
         <w:tc>
           <w:tcPr>
-            <w:tcW w:w="8987" w:type="dxa"/>
-            <w:tcBorders/>
+            <w:tcW w:w="8925" w:type="dxa"/>
+            <w:tcBorders>
+              <w:left w:val="single" w:sz="2" w:space="0" w:color="BFC7D5"/>
+              <w:bottom w:val="single" w:sz="2" w:space="0" w:color="BFC7D5"/>
+              <w:right w:val="single" w:sz="6" w:space="0" w:color="BFC7D5"/>
+            </w:tcBorders>
             <w:vAlign w:val="center"/>
           </w:tcPr>
           <w:p>
@@ -1004,8 +1121,12 @@
         <w:trPr/>
         <w:tc>
           <w:tcPr>
-            <w:tcW w:w="716" w:type="dxa"/>
-            <w:tcBorders/>
+            <w:tcW w:w="748" w:type="dxa"/>
+            <w:tcBorders>
+              <w:left w:val="single" w:sz="6" w:space="0" w:color="BFC7D5"/>
+              <w:bottom w:val="single" w:sz="2" w:space="0" w:color="BFC7D5"/>
+              <w:right w:val="single" w:sz="6" w:space="0" w:color="BFC7D5"/>
+            </w:tcBorders>
             <w:vAlign w:val="center"/>
           </w:tcPr>
           <w:p>
@@ -1024,19 +1145,23 @@
         </w:tc>
         <w:tc>
           <w:tcPr>
-            <w:tcW w:w="1636" w:type="dxa"/>
-            <w:tcBorders/>
-            <w:vAlign w:val="center"/>
-          </w:tcPr>
-          <w:p>
-            <w:pPr>
-              <w:pStyle w:val="TableContents"/>
-              <w:bidi w:val="0"/>
-              <w:spacing w:before="0" w:after="283"/>
-              <w:jc w:val="left"/>
-              <w:rPr/>
-            </w:pPr>
-            <w:hyperlink r:id="rId23">
+            <w:tcW w:w="1666" w:type="dxa"/>
+            <w:tcBorders>
+              <w:left w:val="single" w:sz="2" w:space="0" w:color="BFC7D5"/>
+              <w:bottom w:val="single" w:sz="2" w:space="0" w:color="BFC7D5"/>
+              <w:right w:val="single" w:sz="6" w:space="0" w:color="BFC7D5"/>
+            </w:tcBorders>
+            <w:vAlign w:val="center"/>
+          </w:tcPr>
+          <w:p>
+            <w:pPr>
+              <w:pStyle w:val="TableContents"/>
+              <w:bidi w:val="0"/>
+              <w:spacing w:before="0" w:after="283"/>
+              <w:jc w:val="left"/>
+              <w:rPr/>
+            </w:pPr>
+            <w:hyperlink r:id="rId24">
               <w:r>
                 <w:rPr>
                   <w:rStyle w:val="Hyperlink"/>
@@ -1048,8 +1173,12 @@
         </w:tc>
         <w:tc>
           <w:tcPr>
-            <w:tcW w:w="8987" w:type="dxa"/>
-            <w:tcBorders/>
+            <w:tcW w:w="8925" w:type="dxa"/>
+            <w:tcBorders>
+              <w:left w:val="single" w:sz="2" w:space="0" w:color="BFC7D5"/>
+              <w:bottom w:val="single" w:sz="2" w:space="0" w:color="BFC7D5"/>
+              <w:right w:val="single" w:sz="6" w:space="0" w:color="BFC7D5"/>
+            </w:tcBorders>
             <w:vAlign w:val="center"/>
           </w:tcPr>
           <w:p>
@@ -1071,8 +1200,12 @@
         <w:trPr/>
         <w:tc>
           <w:tcPr>
-            <w:tcW w:w="716" w:type="dxa"/>
-            <w:tcBorders/>
+            <w:tcW w:w="748" w:type="dxa"/>
+            <w:tcBorders>
+              <w:left w:val="single" w:sz="6" w:space="0" w:color="BFC7D5"/>
+              <w:bottom w:val="single" w:sz="2" w:space="0" w:color="BFC7D5"/>
+              <w:right w:val="single" w:sz="6" w:space="0" w:color="BFC7D5"/>
+            </w:tcBorders>
             <w:vAlign w:val="center"/>
           </w:tcPr>
           <w:p>
@@ -1091,19 +1224,23 @@
         </w:tc>
         <w:tc>
           <w:tcPr>
-            <w:tcW w:w="1636" w:type="dxa"/>
-            <w:tcBorders/>
-            <w:vAlign w:val="center"/>
-          </w:tcPr>
-          <w:p>
-            <w:pPr>
-              <w:pStyle w:val="TableContents"/>
-              <w:bidi w:val="0"/>
-              <w:spacing w:before="0" w:after="283"/>
-              <w:jc w:val="left"/>
-              <w:rPr/>
-            </w:pPr>
-            <w:hyperlink r:id="rId24">
+            <w:tcW w:w="1666" w:type="dxa"/>
+            <w:tcBorders>
+              <w:left w:val="single" w:sz="2" w:space="0" w:color="BFC7D5"/>
+              <w:bottom w:val="single" w:sz="2" w:space="0" w:color="BFC7D5"/>
+              <w:right w:val="single" w:sz="6" w:space="0" w:color="BFC7D5"/>
+            </w:tcBorders>
+            <w:vAlign w:val="center"/>
+          </w:tcPr>
+          <w:p>
+            <w:pPr>
+              <w:pStyle w:val="TableContents"/>
+              <w:bidi w:val="0"/>
+              <w:spacing w:before="0" w:after="283"/>
+              <w:jc w:val="left"/>
+              <w:rPr/>
+            </w:pPr>
+            <w:hyperlink r:id="rId25">
               <w:r>
                 <w:rPr>
                   <w:rStyle w:val="Hyperlink"/>
@@ -1115,8 +1252,12 @@
         </w:tc>
         <w:tc>
           <w:tcPr>
-            <w:tcW w:w="8987" w:type="dxa"/>
-            <w:tcBorders/>
+            <w:tcW w:w="8925" w:type="dxa"/>
+            <w:tcBorders>
+              <w:left w:val="single" w:sz="2" w:space="0" w:color="BFC7D5"/>
+              <w:bottom w:val="single" w:sz="2" w:space="0" w:color="BFC7D5"/>
+              <w:right w:val="single" w:sz="6" w:space="0" w:color="BFC7D5"/>
+            </w:tcBorders>
             <w:vAlign w:val="center"/>
           </w:tcPr>
           <w:p>
@@ -1138,8 +1279,12 @@
         <w:trPr/>
         <w:tc>
           <w:tcPr>
-            <w:tcW w:w="716" w:type="dxa"/>
-            <w:tcBorders/>
+            <w:tcW w:w="748" w:type="dxa"/>
+            <w:tcBorders>
+              <w:left w:val="single" w:sz="6" w:space="0" w:color="BFC7D5"/>
+              <w:bottom w:val="single" w:sz="2" w:space="0" w:color="BFC7D5"/>
+              <w:right w:val="single" w:sz="6" w:space="0" w:color="BFC7D5"/>
+            </w:tcBorders>
             <w:vAlign w:val="center"/>
           </w:tcPr>
           <w:p>
@@ -1158,19 +1303,23 @@
         </w:tc>
         <w:tc>
           <w:tcPr>
-            <w:tcW w:w="1636" w:type="dxa"/>
-            <w:tcBorders/>
-            <w:vAlign w:val="center"/>
-          </w:tcPr>
-          <w:p>
-            <w:pPr>
-              <w:pStyle w:val="TableContents"/>
-              <w:bidi w:val="0"/>
-              <w:spacing w:before="0" w:after="283"/>
-              <w:jc w:val="left"/>
-              <w:rPr/>
-            </w:pPr>
-            <w:hyperlink r:id="rId25">
+            <w:tcW w:w="1666" w:type="dxa"/>
+            <w:tcBorders>
+              <w:left w:val="single" w:sz="2" w:space="0" w:color="BFC7D5"/>
+              <w:bottom w:val="single" w:sz="2" w:space="0" w:color="BFC7D5"/>
+              <w:right w:val="single" w:sz="6" w:space="0" w:color="BFC7D5"/>
+            </w:tcBorders>
+            <w:vAlign w:val="center"/>
+          </w:tcPr>
+          <w:p>
+            <w:pPr>
+              <w:pStyle w:val="TableContents"/>
+              <w:bidi w:val="0"/>
+              <w:spacing w:before="0" w:after="283"/>
+              <w:jc w:val="left"/>
+              <w:rPr/>
+            </w:pPr>
+            <w:hyperlink r:id="rId26">
               <w:r>
                 <w:rPr>
                   <w:rStyle w:val="Hyperlink"/>
@@ -1182,8 +1331,12 @@
         </w:tc>
         <w:tc>
           <w:tcPr>
-            <w:tcW w:w="8987" w:type="dxa"/>
-            <w:tcBorders/>
+            <w:tcW w:w="8925" w:type="dxa"/>
+            <w:tcBorders>
+              <w:left w:val="single" w:sz="2" w:space="0" w:color="BFC7D5"/>
+              <w:bottom w:val="single" w:sz="2" w:space="0" w:color="BFC7D5"/>
+              <w:right w:val="single" w:sz="6" w:space="0" w:color="BFC7D5"/>
+            </w:tcBorders>
             <w:vAlign w:val="center"/>
           </w:tcPr>
           <w:p>
@@ -1205,8 +1358,12 @@
         <w:trPr/>
         <w:tc>
           <w:tcPr>
-            <w:tcW w:w="716" w:type="dxa"/>
-            <w:tcBorders/>
+            <w:tcW w:w="748" w:type="dxa"/>
+            <w:tcBorders>
+              <w:left w:val="single" w:sz="6" w:space="0" w:color="BFC7D5"/>
+              <w:bottom w:val="single" w:sz="2" w:space="0" w:color="BFC7D5"/>
+              <w:right w:val="single" w:sz="6" w:space="0" w:color="BFC7D5"/>
+            </w:tcBorders>
             <w:vAlign w:val="center"/>
           </w:tcPr>
           <w:p>
@@ -1225,19 +1382,23 @@
         </w:tc>
         <w:tc>
           <w:tcPr>
-            <w:tcW w:w="1636" w:type="dxa"/>
-            <w:tcBorders/>
-            <w:vAlign w:val="center"/>
-          </w:tcPr>
-          <w:p>
-            <w:pPr>
-              <w:pStyle w:val="TableContents"/>
-              <w:bidi w:val="0"/>
-              <w:spacing w:before="0" w:after="283"/>
-              <w:jc w:val="left"/>
-              <w:rPr/>
-            </w:pPr>
-            <w:hyperlink r:id="rId26">
+            <w:tcW w:w="1666" w:type="dxa"/>
+            <w:tcBorders>
+              <w:left w:val="single" w:sz="2" w:space="0" w:color="BFC7D5"/>
+              <w:bottom w:val="single" w:sz="2" w:space="0" w:color="BFC7D5"/>
+              <w:right w:val="single" w:sz="6" w:space="0" w:color="BFC7D5"/>
+            </w:tcBorders>
+            <w:vAlign w:val="center"/>
+          </w:tcPr>
+          <w:p>
+            <w:pPr>
+              <w:pStyle w:val="TableContents"/>
+              <w:bidi w:val="0"/>
+              <w:spacing w:before="0" w:after="283"/>
+              <w:jc w:val="left"/>
+              <w:rPr/>
+            </w:pPr>
+            <w:hyperlink r:id="rId27">
               <w:r>
                 <w:rPr>
                   <w:rStyle w:val="Hyperlink"/>
@@ -1249,8 +1410,12 @@
         </w:tc>
         <w:tc>
           <w:tcPr>
-            <w:tcW w:w="8987" w:type="dxa"/>
-            <w:tcBorders/>
+            <w:tcW w:w="8925" w:type="dxa"/>
+            <w:tcBorders>
+              <w:left w:val="single" w:sz="2" w:space="0" w:color="BFC7D5"/>
+              <w:bottom w:val="single" w:sz="2" w:space="0" w:color="BFC7D5"/>
+              <w:right w:val="single" w:sz="6" w:space="0" w:color="BFC7D5"/>
+            </w:tcBorders>
             <w:vAlign w:val="center"/>
           </w:tcPr>
           <w:p>
@@ -1272,8 +1437,12 @@
         <w:trPr/>
         <w:tc>
           <w:tcPr>
-            <w:tcW w:w="716" w:type="dxa"/>
-            <w:tcBorders/>
+            <w:tcW w:w="748" w:type="dxa"/>
+            <w:tcBorders>
+              <w:left w:val="single" w:sz="6" w:space="0" w:color="BFC7D5"/>
+              <w:bottom w:val="single" w:sz="6" w:space="0" w:color="BFC7D5"/>
+              <w:right w:val="single" w:sz="6" w:space="0" w:color="BFC7D5"/>
+            </w:tcBorders>
             <w:vAlign w:val="center"/>
           </w:tcPr>
           <w:p>
@@ -1292,19 +1461,23 @@
         </w:tc>
         <w:tc>
           <w:tcPr>
-            <w:tcW w:w="1636" w:type="dxa"/>
-            <w:tcBorders/>
-            <w:vAlign w:val="center"/>
-          </w:tcPr>
-          <w:p>
-            <w:pPr>
-              <w:pStyle w:val="TableContents"/>
-              <w:bidi w:val="0"/>
-              <w:spacing w:before="0" w:after="283"/>
-              <w:jc w:val="left"/>
-              <w:rPr/>
-            </w:pPr>
-            <w:hyperlink r:id="rId27">
+            <w:tcW w:w="1666" w:type="dxa"/>
+            <w:tcBorders>
+              <w:left w:val="single" w:sz="2" w:space="0" w:color="BFC7D5"/>
+              <w:bottom w:val="single" w:sz="6" w:space="0" w:color="BFC7D5"/>
+              <w:right w:val="single" w:sz="6" w:space="0" w:color="BFC7D5"/>
+            </w:tcBorders>
+            <w:vAlign w:val="center"/>
+          </w:tcPr>
+          <w:p>
+            <w:pPr>
+              <w:pStyle w:val="TableContents"/>
+              <w:bidi w:val="0"/>
+              <w:spacing w:before="0" w:after="283"/>
+              <w:jc w:val="left"/>
+              <w:rPr/>
+            </w:pPr>
+            <w:hyperlink r:id="rId28">
               <w:r>
                 <w:rPr>
                   <w:rStyle w:val="Hyperlink"/>
@@ -1316,8 +1489,12 @@
         </w:tc>
         <w:tc>
           <w:tcPr>
-            <w:tcW w:w="8987" w:type="dxa"/>
-            <w:tcBorders/>
+            <w:tcW w:w="8925" w:type="dxa"/>
+            <w:tcBorders>
+              <w:left w:val="single" w:sz="2" w:space="0" w:color="BFC7D5"/>
+              <w:bottom w:val="single" w:sz="6" w:space="0" w:color="BFC7D5"/>
+              <w:right w:val="single" w:sz="6" w:space="0" w:color="BFC7D5"/>
+            </w:tcBorders>
             <w:vAlign w:val="center"/>
           </w:tcPr>
           <w:p>
@@ -1350,21 +1527,21 @@
     </w:p>
     <w:tbl>
       <w:tblPr>
-        <w:tblW w:w="6483" w:type="dxa"/>
+        <w:tblW w:w="5000" w:type="pct"/>
         <w:jc w:val="left"/>
-        <w:tblInd w:w="0" w:type="dxa"/>
+        <w:tblInd w:w="-7" w:type="dxa"/>
         <w:tblLayout w:type="fixed"/>
         <w:tblCellMar>
-          <w:top w:w="28" w:type="dxa"/>
-          <w:left w:w="28" w:type="dxa"/>
-          <w:bottom w:w="28" w:type="dxa"/>
-          <w:right w:w="28" w:type="dxa"/>
+          <w:top w:w="60" w:type="dxa"/>
+          <w:left w:w="60" w:type="dxa"/>
+          <w:bottom w:w="60" w:type="dxa"/>
+          <w:right w:w="60" w:type="dxa"/>
         </w:tblCellMar>
       </w:tblPr>
       <w:tblGrid>
-        <w:gridCol w:w="736"/>
-        <w:gridCol w:w="4021"/>
-        <w:gridCol w:w="1726"/>
+        <w:gridCol w:w="1331"/>
+        <w:gridCol w:w="7014"/>
+        <w:gridCol w:w="2993"/>
       </w:tblGrid>
       <w:tr>
         <w:trPr>
@@ -1372,66 +1549,90 @@
         </w:trPr>
         <w:tc>
           <w:tcPr>
-            <w:tcW w:w="736" w:type="dxa"/>
-            <w:tcBorders/>
+            <w:tcW w:w="1331" w:type="dxa"/>
+            <w:tcBorders>
+              <w:top w:val="single" w:sz="6" w:space="0" w:color="BFC7D5"/>
+              <w:left w:val="single" w:sz="6" w:space="0" w:color="BFC7D5"/>
+              <w:bottom w:val="single" w:sz="2" w:space="0" w:color="BFC7D5"/>
+              <w:right w:val="single" w:sz="6" w:space="0" w:color="BFC7D5"/>
+            </w:tcBorders>
+            <w:shd w:fill="1F3A5F" w:val="clear"/>
             <w:vAlign w:val="center"/>
           </w:tcPr>
           <w:p>
             <w:pPr>
               <w:pStyle w:val="TableHeading"/>
-              <w:suppressLineNumbers/>
-              <w:shd w:fill="1F3A5F" w:val="clear"/>
-              <w:bidi w:val="0"/>
-              <w:spacing w:before="0" w:after="283"/>
-              <w:jc w:val="center"/>
-              <w:rPr/>
-            </w:pPr>
-            <w:r>
-              <w:rPr/>
+              <w:bidi w:val="0"/>
+              <w:spacing w:before="0" w:after="283"/>
+              <w:jc w:val="left"/>
+              <w:rPr>
+                <w:color w:val="FFFFFF"/>
+              </w:rPr>
+            </w:pPr>
+            <w:r>
+              <w:rPr>
+                <w:color w:val="FFFFFF"/>
+              </w:rPr>
               <w:t>ID</w:t>
             </w:r>
           </w:p>
         </w:tc>
         <w:tc>
           <w:tcPr>
-            <w:tcW w:w="4021" w:type="dxa"/>
-            <w:tcBorders/>
+            <w:tcW w:w="7014" w:type="dxa"/>
+            <w:tcBorders>
+              <w:top w:val="single" w:sz="6" w:space="0" w:color="BFC7D5"/>
+              <w:left w:val="single" w:sz="2" w:space="0" w:color="BFC7D5"/>
+              <w:bottom w:val="single" w:sz="2" w:space="0" w:color="BFC7D5"/>
+              <w:right w:val="single" w:sz="6" w:space="0" w:color="BFC7D5"/>
+            </w:tcBorders>
+            <w:shd w:fill="1F3A5F" w:val="clear"/>
             <w:vAlign w:val="center"/>
           </w:tcPr>
           <w:p>
             <w:pPr>
               <w:pStyle w:val="TableHeading"/>
-              <w:suppressLineNumbers/>
-              <w:shd w:fill="1F3A5F" w:val="clear"/>
-              <w:bidi w:val="0"/>
-              <w:spacing w:before="0" w:after="283"/>
-              <w:jc w:val="center"/>
-              <w:rPr/>
-            </w:pPr>
-            <w:r>
-              <w:rPr/>
+              <w:bidi w:val="0"/>
+              <w:spacing w:before="0" w:after="283"/>
+              <w:jc w:val="left"/>
+              <w:rPr>
+                <w:color w:val="FFFFFF"/>
+              </w:rPr>
+            </w:pPr>
+            <w:r>
+              <w:rPr>
+                <w:color w:val="FFFFFF"/>
+              </w:rPr>
               <w:t>Procedure</w:t>
             </w:r>
           </w:p>
         </w:tc>
         <w:tc>
           <w:tcPr>
-            <w:tcW w:w="1726" w:type="dxa"/>
-            <w:tcBorders/>
+            <w:tcW w:w="2993" w:type="dxa"/>
+            <w:tcBorders>
+              <w:top w:val="single" w:sz="6" w:space="0" w:color="BFC7D5"/>
+              <w:left w:val="single" w:sz="2" w:space="0" w:color="BFC7D5"/>
+              <w:bottom w:val="single" w:sz="2" w:space="0" w:color="BFC7D5"/>
+              <w:right w:val="single" w:sz="6" w:space="0" w:color="BFC7D5"/>
+            </w:tcBorders>
+            <w:shd w:fill="1F3A5F" w:val="clear"/>
             <w:vAlign w:val="center"/>
           </w:tcPr>
           <w:p>
             <w:pPr>
               <w:pStyle w:val="TableHeading"/>
-              <w:suppressLineNumbers/>
-              <w:shd w:fill="1F3A5F" w:val="clear"/>
-              <w:bidi w:val="0"/>
-              <w:spacing w:before="0" w:after="283"/>
-              <w:jc w:val="center"/>
-              <w:rPr/>
-            </w:pPr>
-            <w:r>
-              <w:rPr/>
+              <w:bidi w:val="0"/>
+              <w:spacing w:before="0" w:after="283"/>
+              <w:jc w:val="left"/>
+              <w:rPr>
+                <w:color w:val="FFFFFF"/>
+              </w:rPr>
+            </w:pPr>
+            <w:r>
+              <w:rPr>
+                <w:color w:val="FFFFFF"/>
+              </w:rPr>
               <w:t>Clauses</w:t>
             </w:r>
           </w:p>
@@ -1441,8 +1642,12 @@
         <w:trPr/>
         <w:tc>
           <w:tcPr>
-            <w:tcW w:w="736" w:type="dxa"/>
-            <w:tcBorders/>
+            <w:tcW w:w="1331" w:type="dxa"/>
+            <w:tcBorders>
+              <w:left w:val="single" w:sz="6" w:space="0" w:color="BFC7D5"/>
+              <w:bottom w:val="single" w:sz="2" w:space="0" w:color="BFC7D5"/>
+              <w:right w:val="single" w:sz="6" w:space="0" w:color="BFC7D5"/>
+            </w:tcBorders>
             <w:vAlign w:val="center"/>
           </w:tcPr>
           <w:p>
@@ -1461,19 +1666,23 @@
         </w:tc>
         <w:tc>
           <w:tcPr>
-            <w:tcW w:w="4021" w:type="dxa"/>
-            <w:tcBorders/>
-            <w:vAlign w:val="center"/>
-          </w:tcPr>
-          <w:p>
-            <w:pPr>
-              <w:pStyle w:val="TableContents"/>
-              <w:bidi w:val="0"/>
-              <w:spacing w:before="0" w:after="283"/>
-              <w:jc w:val="left"/>
-              <w:rPr/>
-            </w:pPr>
-            <w:hyperlink r:id="rId28">
+            <w:tcW w:w="7014" w:type="dxa"/>
+            <w:tcBorders>
+              <w:left w:val="single" w:sz="2" w:space="0" w:color="BFC7D5"/>
+              <w:bottom w:val="single" w:sz="2" w:space="0" w:color="BFC7D5"/>
+              <w:right w:val="single" w:sz="6" w:space="0" w:color="BFC7D5"/>
+            </w:tcBorders>
+            <w:vAlign w:val="center"/>
+          </w:tcPr>
+          <w:p>
+            <w:pPr>
+              <w:pStyle w:val="TableContents"/>
+              <w:bidi w:val="0"/>
+              <w:spacing w:before="0" w:after="283"/>
+              <w:jc w:val="left"/>
+              <w:rPr/>
+            </w:pPr>
+            <w:hyperlink r:id="rId29">
               <w:r>
                 <w:rPr>
                   <w:rStyle w:val="Hyperlink"/>
@@ -1485,8 +1694,12 @@
         </w:tc>
         <w:tc>
           <w:tcPr>
-            <w:tcW w:w="1726" w:type="dxa"/>
-            <w:tcBorders/>
+            <w:tcW w:w="2993" w:type="dxa"/>
+            <w:tcBorders>
+              <w:left w:val="single" w:sz="2" w:space="0" w:color="BFC7D5"/>
+              <w:bottom w:val="single" w:sz="2" w:space="0" w:color="BFC7D5"/>
+              <w:right w:val="single" w:sz="6" w:space="0" w:color="BFC7D5"/>
+            </w:tcBorders>
             <w:vAlign w:val="center"/>
           </w:tcPr>
           <w:p>
@@ -1508,8 +1721,12 @@
         <w:trPr/>
         <w:tc>
           <w:tcPr>
-            <w:tcW w:w="736" w:type="dxa"/>
-            <w:tcBorders/>
+            <w:tcW w:w="1331" w:type="dxa"/>
+            <w:tcBorders>
+              <w:left w:val="single" w:sz="6" w:space="0" w:color="BFC7D5"/>
+              <w:bottom w:val="single" w:sz="2" w:space="0" w:color="BFC7D5"/>
+              <w:right w:val="single" w:sz="6" w:space="0" w:color="BFC7D5"/>
+            </w:tcBorders>
             <w:vAlign w:val="center"/>
           </w:tcPr>
           <w:p>
@@ -1528,19 +1745,23 @@
         </w:tc>
         <w:tc>
           <w:tcPr>
-            <w:tcW w:w="4021" w:type="dxa"/>
-            <w:tcBorders/>
-            <w:vAlign w:val="center"/>
-          </w:tcPr>
-          <w:p>
-            <w:pPr>
-              <w:pStyle w:val="TableContents"/>
-              <w:bidi w:val="0"/>
-              <w:spacing w:before="0" w:after="283"/>
-              <w:jc w:val="left"/>
-              <w:rPr/>
-            </w:pPr>
-            <w:hyperlink r:id="rId29">
+            <w:tcW w:w="7014" w:type="dxa"/>
+            <w:tcBorders>
+              <w:left w:val="single" w:sz="2" w:space="0" w:color="BFC7D5"/>
+              <w:bottom w:val="single" w:sz="2" w:space="0" w:color="BFC7D5"/>
+              <w:right w:val="single" w:sz="6" w:space="0" w:color="BFC7D5"/>
+            </w:tcBorders>
+            <w:vAlign w:val="center"/>
+          </w:tcPr>
+          <w:p>
+            <w:pPr>
+              <w:pStyle w:val="TableContents"/>
+              <w:bidi w:val="0"/>
+              <w:spacing w:before="0" w:after="283"/>
+              <w:jc w:val="left"/>
+              <w:rPr/>
+            </w:pPr>
+            <w:hyperlink r:id="rId30">
               <w:r>
                 <w:rPr>
                   <w:rStyle w:val="Hyperlink"/>
@@ -1552,8 +1773,12 @@
         </w:tc>
         <w:tc>
           <w:tcPr>
-            <w:tcW w:w="1726" w:type="dxa"/>
-            <w:tcBorders/>
+            <w:tcW w:w="2993" w:type="dxa"/>
+            <w:tcBorders>
+              <w:left w:val="single" w:sz="2" w:space="0" w:color="BFC7D5"/>
+              <w:bottom w:val="single" w:sz="2" w:space="0" w:color="BFC7D5"/>
+              <w:right w:val="single" w:sz="6" w:space="0" w:color="BFC7D5"/>
+            </w:tcBorders>
             <w:vAlign w:val="center"/>
           </w:tcPr>
           <w:p>
@@ -1575,8 +1800,12 @@
         <w:trPr/>
         <w:tc>
           <w:tcPr>
-            <w:tcW w:w="736" w:type="dxa"/>
-            <w:tcBorders/>
+            <w:tcW w:w="1331" w:type="dxa"/>
+            <w:tcBorders>
+              <w:left w:val="single" w:sz="6" w:space="0" w:color="BFC7D5"/>
+              <w:bottom w:val="single" w:sz="2" w:space="0" w:color="BFC7D5"/>
+              <w:right w:val="single" w:sz="6" w:space="0" w:color="BFC7D5"/>
+            </w:tcBorders>
             <w:vAlign w:val="center"/>
           </w:tcPr>
           <w:p>
@@ -1595,19 +1824,23 @@
         </w:tc>
         <w:tc>
           <w:tcPr>
-            <w:tcW w:w="4021" w:type="dxa"/>
-            <w:tcBorders/>
-            <w:vAlign w:val="center"/>
-          </w:tcPr>
-          <w:p>
-            <w:pPr>
-              <w:pStyle w:val="TableContents"/>
-              <w:bidi w:val="0"/>
-              <w:spacing w:before="0" w:after="283"/>
-              <w:jc w:val="left"/>
-              <w:rPr/>
-            </w:pPr>
-            <w:hyperlink r:id="rId30">
+            <w:tcW w:w="7014" w:type="dxa"/>
+            <w:tcBorders>
+              <w:left w:val="single" w:sz="2" w:space="0" w:color="BFC7D5"/>
+              <w:bottom w:val="single" w:sz="2" w:space="0" w:color="BFC7D5"/>
+              <w:right w:val="single" w:sz="6" w:space="0" w:color="BFC7D5"/>
+            </w:tcBorders>
+            <w:vAlign w:val="center"/>
+          </w:tcPr>
+          <w:p>
+            <w:pPr>
+              <w:pStyle w:val="TableContents"/>
+              <w:bidi w:val="0"/>
+              <w:spacing w:before="0" w:after="283"/>
+              <w:jc w:val="left"/>
+              <w:rPr/>
+            </w:pPr>
+            <w:hyperlink r:id="rId31">
               <w:r>
                 <w:rPr>
                   <w:rStyle w:val="Hyperlink"/>
@@ -1619,8 +1852,12 @@
         </w:tc>
         <w:tc>
           <w:tcPr>
-            <w:tcW w:w="1726" w:type="dxa"/>
-            <w:tcBorders/>
+            <w:tcW w:w="2993" w:type="dxa"/>
+            <w:tcBorders>
+              <w:left w:val="single" w:sz="2" w:space="0" w:color="BFC7D5"/>
+              <w:bottom w:val="single" w:sz="2" w:space="0" w:color="BFC7D5"/>
+              <w:right w:val="single" w:sz="6" w:space="0" w:color="BFC7D5"/>
+            </w:tcBorders>
             <w:vAlign w:val="center"/>
           </w:tcPr>
           <w:p>
@@ -1642,8 +1879,12 @@
         <w:trPr/>
         <w:tc>
           <w:tcPr>
-            <w:tcW w:w="736" w:type="dxa"/>
-            <w:tcBorders/>
+            <w:tcW w:w="1331" w:type="dxa"/>
+            <w:tcBorders>
+              <w:left w:val="single" w:sz="6" w:space="0" w:color="BFC7D5"/>
+              <w:bottom w:val="single" w:sz="2" w:space="0" w:color="BFC7D5"/>
+              <w:right w:val="single" w:sz="6" w:space="0" w:color="BFC7D5"/>
+            </w:tcBorders>
             <w:vAlign w:val="center"/>
           </w:tcPr>
           <w:p>
@@ -1662,19 +1903,23 @@
         </w:tc>
         <w:tc>
           <w:tcPr>
-            <w:tcW w:w="4021" w:type="dxa"/>
-            <w:tcBorders/>
-            <w:vAlign w:val="center"/>
-          </w:tcPr>
-          <w:p>
-            <w:pPr>
-              <w:pStyle w:val="TableContents"/>
-              <w:bidi w:val="0"/>
-              <w:spacing w:before="0" w:after="283"/>
-              <w:jc w:val="left"/>
-              <w:rPr/>
-            </w:pPr>
-            <w:hyperlink r:id="rId31">
+            <w:tcW w:w="7014" w:type="dxa"/>
+            <w:tcBorders>
+              <w:left w:val="single" w:sz="2" w:space="0" w:color="BFC7D5"/>
+              <w:bottom w:val="single" w:sz="2" w:space="0" w:color="BFC7D5"/>
+              <w:right w:val="single" w:sz="6" w:space="0" w:color="BFC7D5"/>
+            </w:tcBorders>
+            <w:vAlign w:val="center"/>
+          </w:tcPr>
+          <w:p>
+            <w:pPr>
+              <w:pStyle w:val="TableContents"/>
+              <w:bidi w:val="0"/>
+              <w:spacing w:before="0" w:after="283"/>
+              <w:jc w:val="left"/>
+              <w:rPr/>
+            </w:pPr>
+            <w:hyperlink r:id="rId32">
               <w:r>
                 <w:rPr>
                   <w:rStyle w:val="Hyperlink"/>
@@ -1686,8 +1931,12 @@
         </w:tc>
         <w:tc>
           <w:tcPr>
-            <w:tcW w:w="1726" w:type="dxa"/>
-            <w:tcBorders/>
+            <w:tcW w:w="2993" w:type="dxa"/>
+            <w:tcBorders>
+              <w:left w:val="single" w:sz="2" w:space="0" w:color="BFC7D5"/>
+              <w:bottom w:val="single" w:sz="2" w:space="0" w:color="BFC7D5"/>
+              <w:right w:val="single" w:sz="6" w:space="0" w:color="BFC7D5"/>
+            </w:tcBorders>
             <w:vAlign w:val="center"/>
           </w:tcPr>
           <w:p>
@@ -1709,8 +1958,12 @@
         <w:trPr/>
         <w:tc>
           <w:tcPr>
-            <w:tcW w:w="736" w:type="dxa"/>
-            <w:tcBorders/>
+            <w:tcW w:w="1331" w:type="dxa"/>
+            <w:tcBorders>
+              <w:left w:val="single" w:sz="6" w:space="0" w:color="BFC7D5"/>
+              <w:bottom w:val="single" w:sz="2" w:space="0" w:color="BFC7D5"/>
+              <w:right w:val="single" w:sz="6" w:space="0" w:color="BFC7D5"/>
+            </w:tcBorders>
             <w:vAlign w:val="center"/>
           </w:tcPr>
           <w:p>
@@ -1729,19 +1982,23 @@
         </w:tc>
         <w:tc>
           <w:tcPr>
-            <w:tcW w:w="4021" w:type="dxa"/>
-            <w:tcBorders/>
-            <w:vAlign w:val="center"/>
-          </w:tcPr>
-          <w:p>
-            <w:pPr>
-              <w:pStyle w:val="TableContents"/>
-              <w:bidi w:val="0"/>
-              <w:spacing w:before="0" w:after="283"/>
-              <w:jc w:val="left"/>
-              <w:rPr/>
-            </w:pPr>
-            <w:hyperlink r:id="rId32">
+            <w:tcW w:w="7014" w:type="dxa"/>
+            <w:tcBorders>
+              <w:left w:val="single" w:sz="2" w:space="0" w:color="BFC7D5"/>
+              <w:bottom w:val="single" w:sz="2" w:space="0" w:color="BFC7D5"/>
+              <w:right w:val="single" w:sz="6" w:space="0" w:color="BFC7D5"/>
+            </w:tcBorders>
+            <w:vAlign w:val="center"/>
+          </w:tcPr>
+          <w:p>
+            <w:pPr>
+              <w:pStyle w:val="TableContents"/>
+              <w:bidi w:val="0"/>
+              <w:spacing w:before="0" w:after="283"/>
+              <w:jc w:val="left"/>
+              <w:rPr/>
+            </w:pPr>
+            <w:hyperlink r:id="rId33">
               <w:r>
                 <w:rPr>
                   <w:rStyle w:val="Hyperlink"/>
@@ -1753,8 +2010,12 @@
         </w:tc>
         <w:tc>
           <w:tcPr>
-            <w:tcW w:w="1726" w:type="dxa"/>
-            <w:tcBorders/>
+            <w:tcW w:w="2993" w:type="dxa"/>
+            <w:tcBorders>
+              <w:left w:val="single" w:sz="2" w:space="0" w:color="BFC7D5"/>
+              <w:bottom w:val="single" w:sz="2" w:space="0" w:color="BFC7D5"/>
+              <w:right w:val="single" w:sz="6" w:space="0" w:color="BFC7D5"/>
+            </w:tcBorders>
             <w:vAlign w:val="center"/>
           </w:tcPr>
           <w:p>
@@ -1776,8 +2037,12 @@
         <w:trPr/>
         <w:tc>
           <w:tcPr>
-            <w:tcW w:w="736" w:type="dxa"/>
-            <w:tcBorders/>
+            <w:tcW w:w="1331" w:type="dxa"/>
+            <w:tcBorders>
+              <w:left w:val="single" w:sz="6" w:space="0" w:color="BFC7D5"/>
+              <w:bottom w:val="single" w:sz="2" w:space="0" w:color="BFC7D5"/>
+              <w:right w:val="single" w:sz="6" w:space="0" w:color="BFC7D5"/>
+            </w:tcBorders>
             <w:vAlign w:val="center"/>
           </w:tcPr>
           <w:p>
@@ -1796,19 +2061,23 @@
         </w:tc>
         <w:tc>
           <w:tcPr>
-            <w:tcW w:w="4021" w:type="dxa"/>
-            <w:tcBorders/>
-            <w:vAlign w:val="center"/>
-          </w:tcPr>
-          <w:p>
-            <w:pPr>
-              <w:pStyle w:val="TableContents"/>
-              <w:bidi w:val="0"/>
-              <w:spacing w:before="0" w:after="283"/>
-              <w:jc w:val="left"/>
-              <w:rPr/>
-            </w:pPr>
-            <w:hyperlink r:id="rId33">
+            <w:tcW w:w="7014" w:type="dxa"/>
+            <w:tcBorders>
+              <w:left w:val="single" w:sz="2" w:space="0" w:color="BFC7D5"/>
+              <w:bottom w:val="single" w:sz="2" w:space="0" w:color="BFC7D5"/>
+              <w:right w:val="single" w:sz="6" w:space="0" w:color="BFC7D5"/>
+            </w:tcBorders>
+            <w:vAlign w:val="center"/>
+          </w:tcPr>
+          <w:p>
+            <w:pPr>
+              <w:pStyle w:val="TableContents"/>
+              <w:bidi w:val="0"/>
+              <w:spacing w:before="0" w:after="283"/>
+              <w:jc w:val="left"/>
+              <w:rPr/>
+            </w:pPr>
+            <w:hyperlink r:id="rId34">
               <w:r>
                 <w:rPr>
                   <w:rStyle w:val="Hyperlink"/>
@@ -1820,8 +2089,12 @@
         </w:tc>
         <w:tc>
           <w:tcPr>
-            <w:tcW w:w="1726" w:type="dxa"/>
-            <w:tcBorders/>
+            <w:tcW w:w="2993" w:type="dxa"/>
+            <w:tcBorders>
+              <w:left w:val="single" w:sz="2" w:space="0" w:color="BFC7D5"/>
+              <w:bottom w:val="single" w:sz="2" w:space="0" w:color="BFC7D5"/>
+              <w:right w:val="single" w:sz="6" w:space="0" w:color="BFC7D5"/>
+            </w:tcBorders>
             <w:vAlign w:val="center"/>
           </w:tcPr>
           <w:p>
@@ -1843,8 +2116,12 @@
         <w:trPr/>
         <w:tc>
           <w:tcPr>
-            <w:tcW w:w="736" w:type="dxa"/>
-            <w:tcBorders/>
+            <w:tcW w:w="1331" w:type="dxa"/>
+            <w:tcBorders>
+              <w:left w:val="single" w:sz="6" w:space="0" w:color="BFC7D5"/>
+              <w:bottom w:val="single" w:sz="2" w:space="0" w:color="BFC7D5"/>
+              <w:right w:val="single" w:sz="6" w:space="0" w:color="BFC7D5"/>
+            </w:tcBorders>
             <w:vAlign w:val="center"/>
           </w:tcPr>
           <w:p>
@@ -1863,19 +2140,23 @@
         </w:tc>
         <w:tc>
           <w:tcPr>
-            <w:tcW w:w="4021" w:type="dxa"/>
-            <w:tcBorders/>
-            <w:vAlign w:val="center"/>
-          </w:tcPr>
-          <w:p>
-            <w:pPr>
-              <w:pStyle w:val="TableContents"/>
-              <w:bidi w:val="0"/>
-              <w:spacing w:before="0" w:after="283"/>
-              <w:jc w:val="left"/>
-              <w:rPr/>
-            </w:pPr>
-            <w:hyperlink r:id="rId34">
+            <w:tcW w:w="7014" w:type="dxa"/>
+            <w:tcBorders>
+              <w:left w:val="single" w:sz="2" w:space="0" w:color="BFC7D5"/>
+              <w:bottom w:val="single" w:sz="2" w:space="0" w:color="BFC7D5"/>
+              <w:right w:val="single" w:sz="6" w:space="0" w:color="BFC7D5"/>
+            </w:tcBorders>
+            <w:vAlign w:val="center"/>
+          </w:tcPr>
+          <w:p>
+            <w:pPr>
+              <w:pStyle w:val="TableContents"/>
+              <w:bidi w:val="0"/>
+              <w:spacing w:before="0" w:after="283"/>
+              <w:jc w:val="left"/>
+              <w:rPr/>
+            </w:pPr>
+            <w:hyperlink r:id="rId35">
               <w:r>
                 <w:rPr>
                   <w:rStyle w:val="Hyperlink"/>
@@ -1887,8 +2168,12 @@
         </w:tc>
         <w:tc>
           <w:tcPr>
-            <w:tcW w:w="1726" w:type="dxa"/>
-            <w:tcBorders/>
+            <w:tcW w:w="2993" w:type="dxa"/>
+            <w:tcBorders>
+              <w:left w:val="single" w:sz="2" w:space="0" w:color="BFC7D5"/>
+              <w:bottom w:val="single" w:sz="2" w:space="0" w:color="BFC7D5"/>
+              <w:right w:val="single" w:sz="6" w:space="0" w:color="BFC7D5"/>
+            </w:tcBorders>
             <w:vAlign w:val="center"/>
           </w:tcPr>
           <w:p>
@@ -1910,8 +2195,12 @@
         <w:trPr/>
         <w:tc>
           <w:tcPr>
-            <w:tcW w:w="736" w:type="dxa"/>
-            <w:tcBorders/>
+            <w:tcW w:w="1331" w:type="dxa"/>
+            <w:tcBorders>
+              <w:left w:val="single" w:sz="6" w:space="0" w:color="BFC7D5"/>
+              <w:bottom w:val="single" w:sz="2" w:space="0" w:color="BFC7D5"/>
+              <w:right w:val="single" w:sz="6" w:space="0" w:color="BFC7D5"/>
+            </w:tcBorders>
             <w:vAlign w:val="center"/>
           </w:tcPr>
           <w:p>
@@ -1930,19 +2219,23 @@
         </w:tc>
         <w:tc>
           <w:tcPr>
-            <w:tcW w:w="4021" w:type="dxa"/>
-            <w:tcBorders/>
-            <w:vAlign w:val="center"/>
-          </w:tcPr>
-          <w:p>
-            <w:pPr>
-              <w:pStyle w:val="TableContents"/>
-              <w:bidi w:val="0"/>
-              <w:spacing w:before="0" w:after="283"/>
-              <w:jc w:val="left"/>
-              <w:rPr/>
-            </w:pPr>
-            <w:hyperlink r:id="rId35">
+            <w:tcW w:w="7014" w:type="dxa"/>
+            <w:tcBorders>
+              <w:left w:val="single" w:sz="2" w:space="0" w:color="BFC7D5"/>
+              <w:bottom w:val="single" w:sz="2" w:space="0" w:color="BFC7D5"/>
+              <w:right w:val="single" w:sz="6" w:space="0" w:color="BFC7D5"/>
+            </w:tcBorders>
+            <w:vAlign w:val="center"/>
+          </w:tcPr>
+          <w:p>
+            <w:pPr>
+              <w:pStyle w:val="TableContents"/>
+              <w:bidi w:val="0"/>
+              <w:spacing w:before="0" w:after="283"/>
+              <w:jc w:val="left"/>
+              <w:rPr/>
+            </w:pPr>
+            <w:hyperlink r:id="rId36">
               <w:r>
                 <w:rPr>
                   <w:rStyle w:val="Hyperlink"/>
@@ -1954,8 +2247,12 @@
         </w:tc>
         <w:tc>
           <w:tcPr>
-            <w:tcW w:w="1726" w:type="dxa"/>
-            <w:tcBorders/>
+            <w:tcW w:w="2993" w:type="dxa"/>
+            <w:tcBorders>
+              <w:left w:val="single" w:sz="2" w:space="0" w:color="BFC7D5"/>
+              <w:bottom w:val="single" w:sz="2" w:space="0" w:color="BFC7D5"/>
+              <w:right w:val="single" w:sz="6" w:space="0" w:color="BFC7D5"/>
+            </w:tcBorders>
             <w:vAlign w:val="center"/>
           </w:tcPr>
           <w:p>
@@ -1977,8 +2274,12 @@
         <w:trPr/>
         <w:tc>
           <w:tcPr>
-            <w:tcW w:w="736" w:type="dxa"/>
-            <w:tcBorders/>
+            <w:tcW w:w="1331" w:type="dxa"/>
+            <w:tcBorders>
+              <w:left w:val="single" w:sz="6" w:space="0" w:color="BFC7D5"/>
+              <w:bottom w:val="single" w:sz="2" w:space="0" w:color="BFC7D5"/>
+              <w:right w:val="single" w:sz="6" w:space="0" w:color="BFC7D5"/>
+            </w:tcBorders>
             <w:vAlign w:val="center"/>
           </w:tcPr>
           <w:p>
@@ -1997,19 +2298,23 @@
         </w:tc>
         <w:tc>
           <w:tcPr>
-            <w:tcW w:w="4021" w:type="dxa"/>
-            <w:tcBorders/>
-            <w:vAlign w:val="center"/>
-          </w:tcPr>
-          <w:p>
-            <w:pPr>
-              <w:pStyle w:val="TableContents"/>
-              <w:bidi w:val="0"/>
-              <w:spacing w:before="0" w:after="283"/>
-              <w:jc w:val="left"/>
-              <w:rPr/>
-            </w:pPr>
-            <w:hyperlink r:id="rId36">
+            <w:tcW w:w="7014" w:type="dxa"/>
+            <w:tcBorders>
+              <w:left w:val="single" w:sz="2" w:space="0" w:color="BFC7D5"/>
+              <w:bottom w:val="single" w:sz="2" w:space="0" w:color="BFC7D5"/>
+              <w:right w:val="single" w:sz="6" w:space="0" w:color="BFC7D5"/>
+            </w:tcBorders>
+            <w:vAlign w:val="center"/>
+          </w:tcPr>
+          <w:p>
+            <w:pPr>
+              <w:pStyle w:val="TableContents"/>
+              <w:bidi w:val="0"/>
+              <w:spacing w:before="0" w:after="283"/>
+              <w:jc w:val="left"/>
+              <w:rPr/>
+            </w:pPr>
+            <w:hyperlink r:id="rId37">
               <w:r>
                 <w:rPr>
                   <w:rStyle w:val="Hyperlink"/>
@@ -2021,8 +2326,12 @@
         </w:tc>
         <w:tc>
           <w:tcPr>
-            <w:tcW w:w="1726" w:type="dxa"/>
-            <w:tcBorders/>
+            <w:tcW w:w="2993" w:type="dxa"/>
+            <w:tcBorders>
+              <w:left w:val="single" w:sz="2" w:space="0" w:color="BFC7D5"/>
+              <w:bottom w:val="single" w:sz="2" w:space="0" w:color="BFC7D5"/>
+              <w:right w:val="single" w:sz="6" w:space="0" w:color="BFC7D5"/>
+            </w:tcBorders>
             <w:vAlign w:val="center"/>
           </w:tcPr>
           <w:p>
@@ -2044,8 +2353,12 @@
         <w:trPr/>
         <w:tc>
           <w:tcPr>
-            <w:tcW w:w="736" w:type="dxa"/>
-            <w:tcBorders/>
+            <w:tcW w:w="1331" w:type="dxa"/>
+            <w:tcBorders>
+              <w:left w:val="single" w:sz="6" w:space="0" w:color="BFC7D5"/>
+              <w:bottom w:val="single" w:sz="2" w:space="0" w:color="BFC7D5"/>
+              <w:right w:val="single" w:sz="6" w:space="0" w:color="BFC7D5"/>
+            </w:tcBorders>
             <w:vAlign w:val="center"/>
           </w:tcPr>
           <w:p>
@@ -2064,19 +2377,23 @@
         </w:tc>
         <w:tc>
           <w:tcPr>
-            <w:tcW w:w="4021" w:type="dxa"/>
-            <w:tcBorders/>
-            <w:vAlign w:val="center"/>
-          </w:tcPr>
-          <w:p>
-            <w:pPr>
-              <w:pStyle w:val="TableContents"/>
-              <w:bidi w:val="0"/>
-              <w:spacing w:before="0" w:after="283"/>
-              <w:jc w:val="left"/>
-              <w:rPr/>
-            </w:pPr>
-            <w:hyperlink r:id="rId37">
+            <w:tcW w:w="7014" w:type="dxa"/>
+            <w:tcBorders>
+              <w:left w:val="single" w:sz="2" w:space="0" w:color="BFC7D5"/>
+              <w:bottom w:val="single" w:sz="2" w:space="0" w:color="BFC7D5"/>
+              <w:right w:val="single" w:sz="6" w:space="0" w:color="BFC7D5"/>
+            </w:tcBorders>
+            <w:vAlign w:val="center"/>
+          </w:tcPr>
+          <w:p>
+            <w:pPr>
+              <w:pStyle w:val="TableContents"/>
+              <w:bidi w:val="0"/>
+              <w:spacing w:before="0" w:after="283"/>
+              <w:jc w:val="left"/>
+              <w:rPr/>
+            </w:pPr>
+            <w:hyperlink r:id="rId38">
               <w:r>
                 <w:rPr>
                   <w:rStyle w:val="Hyperlink"/>
@@ -2088,8 +2405,12 @@
         </w:tc>
         <w:tc>
           <w:tcPr>
-            <w:tcW w:w="1726" w:type="dxa"/>
-            <w:tcBorders/>
+            <w:tcW w:w="2993" w:type="dxa"/>
+            <w:tcBorders>
+              <w:left w:val="single" w:sz="2" w:space="0" w:color="BFC7D5"/>
+              <w:bottom w:val="single" w:sz="2" w:space="0" w:color="BFC7D5"/>
+              <w:right w:val="single" w:sz="6" w:space="0" w:color="BFC7D5"/>
+            </w:tcBorders>
             <w:vAlign w:val="center"/>
           </w:tcPr>
           <w:p>
@@ -2111,8 +2432,12 @@
         <w:trPr/>
         <w:tc>
           <w:tcPr>
-            <w:tcW w:w="736" w:type="dxa"/>
-            <w:tcBorders/>
+            <w:tcW w:w="1331" w:type="dxa"/>
+            <w:tcBorders>
+              <w:left w:val="single" w:sz="6" w:space="0" w:color="BFC7D5"/>
+              <w:bottom w:val="single" w:sz="2" w:space="0" w:color="BFC7D5"/>
+              <w:right w:val="single" w:sz="6" w:space="0" w:color="BFC7D5"/>
+            </w:tcBorders>
             <w:vAlign w:val="center"/>
           </w:tcPr>
           <w:p>
@@ -2131,19 +2456,23 @@
         </w:tc>
         <w:tc>
           <w:tcPr>
-            <w:tcW w:w="4021" w:type="dxa"/>
-            <w:tcBorders/>
-            <w:vAlign w:val="center"/>
-          </w:tcPr>
-          <w:p>
-            <w:pPr>
-              <w:pStyle w:val="TableContents"/>
-              <w:bidi w:val="0"/>
-              <w:spacing w:before="0" w:after="283"/>
-              <w:jc w:val="left"/>
-              <w:rPr/>
-            </w:pPr>
-            <w:hyperlink r:id="rId38">
+            <w:tcW w:w="7014" w:type="dxa"/>
+            <w:tcBorders>
+              <w:left w:val="single" w:sz="2" w:space="0" w:color="BFC7D5"/>
+              <w:bottom w:val="single" w:sz="2" w:space="0" w:color="BFC7D5"/>
+              <w:right w:val="single" w:sz="6" w:space="0" w:color="BFC7D5"/>
+            </w:tcBorders>
+            <w:vAlign w:val="center"/>
+          </w:tcPr>
+          <w:p>
+            <w:pPr>
+              <w:pStyle w:val="TableContents"/>
+              <w:bidi w:val="0"/>
+              <w:spacing w:before="0" w:after="283"/>
+              <w:jc w:val="left"/>
+              <w:rPr/>
+            </w:pPr>
+            <w:hyperlink r:id="rId39">
               <w:r>
                 <w:rPr>
                   <w:rStyle w:val="Hyperlink"/>
@@ -2155,8 +2484,12 @@
         </w:tc>
         <w:tc>
           <w:tcPr>
-            <w:tcW w:w="1726" w:type="dxa"/>
-            <w:tcBorders/>
+            <w:tcW w:w="2993" w:type="dxa"/>
+            <w:tcBorders>
+              <w:left w:val="single" w:sz="2" w:space="0" w:color="BFC7D5"/>
+              <w:bottom w:val="single" w:sz="2" w:space="0" w:color="BFC7D5"/>
+              <w:right w:val="single" w:sz="6" w:space="0" w:color="BFC7D5"/>
+            </w:tcBorders>
             <w:vAlign w:val="center"/>
           </w:tcPr>
           <w:p>
@@ -2178,8 +2511,12 @@
         <w:trPr/>
         <w:tc>
           <w:tcPr>
-            <w:tcW w:w="736" w:type="dxa"/>
-            <w:tcBorders/>
+            <w:tcW w:w="1331" w:type="dxa"/>
+            <w:tcBorders>
+              <w:left w:val="single" w:sz="6" w:space="0" w:color="BFC7D5"/>
+              <w:bottom w:val="single" w:sz="2" w:space="0" w:color="BFC7D5"/>
+              <w:right w:val="single" w:sz="6" w:space="0" w:color="BFC7D5"/>
+            </w:tcBorders>
             <w:vAlign w:val="center"/>
           </w:tcPr>
           <w:p>
@@ -2198,19 +2535,23 @@
         </w:tc>
         <w:tc>
           <w:tcPr>
-            <w:tcW w:w="4021" w:type="dxa"/>
-            <w:tcBorders/>
-            <w:vAlign w:val="center"/>
-          </w:tcPr>
-          <w:p>
-            <w:pPr>
-              <w:pStyle w:val="TableContents"/>
-              <w:bidi w:val="0"/>
-              <w:spacing w:before="0" w:after="283"/>
-              <w:jc w:val="left"/>
-              <w:rPr/>
-            </w:pPr>
-            <w:hyperlink r:id="rId39">
+            <w:tcW w:w="7014" w:type="dxa"/>
+            <w:tcBorders>
+              <w:left w:val="single" w:sz="2" w:space="0" w:color="BFC7D5"/>
+              <w:bottom w:val="single" w:sz="2" w:space="0" w:color="BFC7D5"/>
+              <w:right w:val="single" w:sz="6" w:space="0" w:color="BFC7D5"/>
+            </w:tcBorders>
+            <w:vAlign w:val="center"/>
+          </w:tcPr>
+          <w:p>
+            <w:pPr>
+              <w:pStyle w:val="TableContents"/>
+              <w:bidi w:val="0"/>
+              <w:spacing w:before="0" w:after="283"/>
+              <w:jc w:val="left"/>
+              <w:rPr/>
+            </w:pPr>
+            <w:hyperlink r:id="rId40">
               <w:r>
                 <w:rPr>
                   <w:rStyle w:val="Hyperlink"/>
@@ -2222,8 +2563,12 @@
         </w:tc>
         <w:tc>
           <w:tcPr>
-            <w:tcW w:w="1726" w:type="dxa"/>
-            <w:tcBorders/>
+            <w:tcW w:w="2993" w:type="dxa"/>
+            <w:tcBorders>
+              <w:left w:val="single" w:sz="2" w:space="0" w:color="BFC7D5"/>
+              <w:bottom w:val="single" w:sz="2" w:space="0" w:color="BFC7D5"/>
+              <w:right w:val="single" w:sz="6" w:space="0" w:color="BFC7D5"/>
+            </w:tcBorders>
             <w:vAlign w:val="center"/>
           </w:tcPr>
           <w:p>
@@ -2245,8 +2590,12 @@
         <w:trPr/>
         <w:tc>
           <w:tcPr>
-            <w:tcW w:w="736" w:type="dxa"/>
-            <w:tcBorders/>
+            <w:tcW w:w="1331" w:type="dxa"/>
+            <w:tcBorders>
+              <w:left w:val="single" w:sz="6" w:space="0" w:color="BFC7D5"/>
+              <w:bottom w:val="single" w:sz="2" w:space="0" w:color="BFC7D5"/>
+              <w:right w:val="single" w:sz="6" w:space="0" w:color="BFC7D5"/>
+            </w:tcBorders>
             <w:vAlign w:val="center"/>
           </w:tcPr>
           <w:p>
@@ -2265,19 +2614,23 @@
         </w:tc>
         <w:tc>
           <w:tcPr>
-            <w:tcW w:w="4021" w:type="dxa"/>
-            <w:tcBorders/>
-            <w:vAlign w:val="center"/>
-          </w:tcPr>
-          <w:p>
-            <w:pPr>
-              <w:pStyle w:val="TableContents"/>
-              <w:bidi w:val="0"/>
-              <w:spacing w:before="0" w:after="283"/>
-              <w:jc w:val="left"/>
-              <w:rPr/>
-            </w:pPr>
-            <w:hyperlink r:id="rId40">
+            <w:tcW w:w="7014" w:type="dxa"/>
+            <w:tcBorders>
+              <w:left w:val="single" w:sz="2" w:space="0" w:color="BFC7D5"/>
+              <w:bottom w:val="single" w:sz="2" w:space="0" w:color="BFC7D5"/>
+              <w:right w:val="single" w:sz="6" w:space="0" w:color="BFC7D5"/>
+            </w:tcBorders>
+            <w:vAlign w:val="center"/>
+          </w:tcPr>
+          <w:p>
+            <w:pPr>
+              <w:pStyle w:val="TableContents"/>
+              <w:bidi w:val="0"/>
+              <w:spacing w:before="0" w:after="283"/>
+              <w:jc w:val="left"/>
+              <w:rPr/>
+            </w:pPr>
+            <w:hyperlink r:id="rId41">
               <w:r>
                 <w:rPr>
                   <w:rStyle w:val="Hyperlink"/>
@@ -2289,8 +2642,12 @@
         </w:tc>
         <w:tc>
           <w:tcPr>
-            <w:tcW w:w="1726" w:type="dxa"/>
-            <w:tcBorders/>
+            <w:tcW w:w="2993" w:type="dxa"/>
+            <w:tcBorders>
+              <w:left w:val="single" w:sz="2" w:space="0" w:color="BFC7D5"/>
+              <w:bottom w:val="single" w:sz="2" w:space="0" w:color="BFC7D5"/>
+              <w:right w:val="single" w:sz="6" w:space="0" w:color="BFC7D5"/>
+            </w:tcBorders>
             <w:vAlign w:val="center"/>
           </w:tcPr>
           <w:p>
@@ -2312,8 +2669,12 @@
         <w:trPr/>
         <w:tc>
           <w:tcPr>
-            <w:tcW w:w="736" w:type="dxa"/>
-            <w:tcBorders/>
+            <w:tcW w:w="1331" w:type="dxa"/>
+            <w:tcBorders>
+              <w:left w:val="single" w:sz="6" w:space="0" w:color="BFC7D5"/>
+              <w:bottom w:val="single" w:sz="2" w:space="0" w:color="BFC7D5"/>
+              <w:right w:val="single" w:sz="6" w:space="0" w:color="BFC7D5"/>
+            </w:tcBorders>
             <w:vAlign w:val="center"/>
           </w:tcPr>
           <w:p>
@@ -2332,19 +2693,23 @@
         </w:tc>
         <w:tc>
           <w:tcPr>
-            <w:tcW w:w="4021" w:type="dxa"/>
-            <w:tcBorders/>
-            <w:vAlign w:val="center"/>
-          </w:tcPr>
-          <w:p>
-            <w:pPr>
-              <w:pStyle w:val="TableContents"/>
-              <w:bidi w:val="0"/>
-              <w:spacing w:before="0" w:after="283"/>
-              <w:jc w:val="left"/>
-              <w:rPr/>
-            </w:pPr>
-            <w:hyperlink r:id="rId41">
+            <w:tcW w:w="7014" w:type="dxa"/>
+            <w:tcBorders>
+              <w:left w:val="single" w:sz="2" w:space="0" w:color="BFC7D5"/>
+              <w:bottom w:val="single" w:sz="2" w:space="0" w:color="BFC7D5"/>
+              <w:right w:val="single" w:sz="6" w:space="0" w:color="BFC7D5"/>
+            </w:tcBorders>
+            <w:vAlign w:val="center"/>
+          </w:tcPr>
+          <w:p>
+            <w:pPr>
+              <w:pStyle w:val="TableContents"/>
+              <w:bidi w:val="0"/>
+              <w:spacing w:before="0" w:after="283"/>
+              <w:jc w:val="left"/>
+              <w:rPr/>
+            </w:pPr>
+            <w:hyperlink r:id="rId42">
               <w:r>
                 <w:rPr>
                   <w:rStyle w:val="Hyperlink"/>
@@ -2356,8 +2721,12 @@
         </w:tc>
         <w:tc>
           <w:tcPr>
-            <w:tcW w:w="1726" w:type="dxa"/>
-            <w:tcBorders/>
+            <w:tcW w:w="2993" w:type="dxa"/>
+            <w:tcBorders>
+              <w:left w:val="single" w:sz="2" w:space="0" w:color="BFC7D5"/>
+              <w:bottom w:val="single" w:sz="2" w:space="0" w:color="BFC7D5"/>
+              <w:right w:val="single" w:sz="6" w:space="0" w:color="BFC7D5"/>
+            </w:tcBorders>
             <w:vAlign w:val="center"/>
           </w:tcPr>
           <w:p>
@@ -2379,8 +2748,12 @@
         <w:trPr/>
         <w:tc>
           <w:tcPr>
-            <w:tcW w:w="736" w:type="dxa"/>
-            <w:tcBorders/>
+            <w:tcW w:w="1331" w:type="dxa"/>
+            <w:tcBorders>
+              <w:left w:val="single" w:sz="6" w:space="0" w:color="BFC7D5"/>
+              <w:bottom w:val="single" w:sz="6" w:space="0" w:color="BFC7D5"/>
+              <w:right w:val="single" w:sz="6" w:space="0" w:color="BFC7D5"/>
+            </w:tcBorders>
             <w:vAlign w:val="center"/>
           </w:tcPr>
           <w:p>
@@ -2399,19 +2772,23 @@
         </w:tc>
         <w:tc>
           <w:tcPr>
-            <w:tcW w:w="4021" w:type="dxa"/>
-            <w:tcBorders/>
-            <w:vAlign w:val="center"/>
-          </w:tcPr>
-          <w:p>
-            <w:pPr>
-              <w:pStyle w:val="TableContents"/>
-              <w:bidi w:val="0"/>
-              <w:spacing w:before="0" w:after="283"/>
-              <w:jc w:val="left"/>
-              <w:rPr/>
-            </w:pPr>
-            <w:hyperlink r:id="rId42">
+            <w:tcW w:w="7014" w:type="dxa"/>
+            <w:tcBorders>
+              <w:left w:val="single" w:sz="2" w:space="0" w:color="BFC7D5"/>
+              <w:bottom w:val="single" w:sz="6" w:space="0" w:color="BFC7D5"/>
+              <w:right w:val="single" w:sz="6" w:space="0" w:color="BFC7D5"/>
+            </w:tcBorders>
+            <w:vAlign w:val="center"/>
+          </w:tcPr>
+          <w:p>
+            <w:pPr>
+              <w:pStyle w:val="TableContents"/>
+              <w:bidi w:val="0"/>
+              <w:spacing w:before="0" w:after="283"/>
+              <w:jc w:val="left"/>
+              <w:rPr/>
+            </w:pPr>
+            <w:hyperlink r:id="rId43">
               <w:r>
                 <w:rPr>
                   <w:rStyle w:val="Hyperlink"/>
@@ -2423,8 +2800,12 @@
         </w:tc>
         <w:tc>
           <w:tcPr>
-            <w:tcW w:w="1726" w:type="dxa"/>
-            <w:tcBorders/>
+            <w:tcW w:w="2993" w:type="dxa"/>
+            <w:tcBorders>
+              <w:left w:val="single" w:sz="2" w:space="0" w:color="BFC7D5"/>
+              <w:bottom w:val="single" w:sz="6" w:space="0" w:color="BFC7D5"/>
+              <w:right w:val="single" w:sz="6" w:space="0" w:color="BFC7D5"/>
+            </w:tcBorders>
             <w:vAlign w:val="center"/>
           </w:tcPr>
           <w:p>
@@ -2592,7 +2973,7 @@
         <w:rPr/>
         <w:t xml:space="preserve"> customer satisfaction review. → </w:t>
       </w:r>
-      <w:hyperlink r:id="rId43">
+      <w:hyperlink r:id="rId44">
         <w:r>
           <w:rPr>
             <w:rStyle w:val="Hyperlink"/>
@@ -2616,21 +2997,21 @@
     </w:p>
     <w:tbl>
       <w:tblPr>
-        <w:tblW w:w="10443" w:type="dxa"/>
+        <w:tblW w:w="5000" w:type="pct"/>
         <w:jc w:val="left"/>
-        <w:tblInd w:w="0" w:type="dxa"/>
+        <w:tblInd w:w="-7" w:type="dxa"/>
         <w:tblLayout w:type="fixed"/>
         <w:tblCellMar>
-          <w:top w:w="28" w:type="dxa"/>
-          <w:left w:w="28" w:type="dxa"/>
-          <w:bottom w:w="28" w:type="dxa"/>
-          <w:right w:w="28" w:type="dxa"/>
+          <w:top w:w="60" w:type="dxa"/>
+          <w:left w:w="60" w:type="dxa"/>
+          <w:bottom w:w="60" w:type="dxa"/>
+          <w:right w:w="60" w:type="dxa"/>
         </w:tblCellMar>
       </w:tblPr>
       <w:tblGrid>
-        <w:gridCol w:w="751"/>
-        <w:gridCol w:w="3001"/>
-        <w:gridCol w:w="6691"/>
+        <w:gridCol w:w="846"/>
+        <w:gridCol w:w="3273"/>
+        <w:gridCol w:w="7219"/>
       </w:tblGrid>
       <w:tr>
         <w:trPr>
@@ -2638,66 +3019,90 @@
         </w:trPr>
         <w:tc>
           <w:tcPr>
-            <w:tcW w:w="751" w:type="dxa"/>
-            <w:tcBorders/>
+            <w:tcW w:w="846" w:type="dxa"/>
+            <w:tcBorders>
+              <w:top w:val="single" w:sz="6" w:space="0" w:color="BFC7D5"/>
+              <w:left w:val="single" w:sz="6" w:space="0" w:color="BFC7D5"/>
+              <w:bottom w:val="single" w:sz="2" w:space="0" w:color="BFC7D5"/>
+              <w:right w:val="single" w:sz="6" w:space="0" w:color="BFC7D5"/>
+            </w:tcBorders>
+            <w:shd w:fill="1F3A5F" w:val="clear"/>
             <w:vAlign w:val="center"/>
           </w:tcPr>
           <w:p>
             <w:pPr>
               <w:pStyle w:val="TableHeading"/>
-              <w:suppressLineNumbers/>
-              <w:shd w:fill="1F3A5F" w:val="clear"/>
-              <w:bidi w:val="0"/>
-              <w:spacing w:before="0" w:after="283"/>
-              <w:jc w:val="center"/>
-              <w:rPr/>
-            </w:pPr>
-            <w:r>
-              <w:rPr/>
+              <w:bidi w:val="0"/>
+              <w:spacing w:before="0" w:after="283"/>
+              <w:jc w:val="left"/>
+              <w:rPr>
+                <w:color w:val="FFFFFF"/>
+              </w:rPr>
+            </w:pPr>
+            <w:r>
+              <w:rPr>
+                <w:color w:val="FFFFFF"/>
+              </w:rPr>
               <w:t>ID</w:t>
             </w:r>
           </w:p>
         </w:tc>
         <w:tc>
           <w:tcPr>
-            <w:tcW w:w="3001" w:type="dxa"/>
-            <w:tcBorders/>
+            <w:tcW w:w="3273" w:type="dxa"/>
+            <w:tcBorders>
+              <w:top w:val="single" w:sz="6" w:space="0" w:color="BFC7D5"/>
+              <w:left w:val="single" w:sz="2" w:space="0" w:color="BFC7D5"/>
+              <w:bottom w:val="single" w:sz="2" w:space="0" w:color="BFC7D5"/>
+              <w:right w:val="single" w:sz="6" w:space="0" w:color="BFC7D5"/>
+            </w:tcBorders>
+            <w:shd w:fill="1F3A5F" w:val="clear"/>
             <w:vAlign w:val="center"/>
           </w:tcPr>
           <w:p>
             <w:pPr>
               <w:pStyle w:val="TableHeading"/>
-              <w:suppressLineNumbers/>
-              <w:shd w:fill="1F3A5F" w:val="clear"/>
-              <w:bidi w:val="0"/>
-              <w:spacing w:before="0" w:after="283"/>
-              <w:jc w:val="center"/>
-              <w:rPr/>
-            </w:pPr>
-            <w:r>
-              <w:rPr/>
+              <w:bidi w:val="0"/>
+              <w:spacing w:before="0" w:after="283"/>
+              <w:jc w:val="left"/>
+              <w:rPr>
+                <w:color w:val="FFFFFF"/>
+              </w:rPr>
+            </w:pPr>
+            <w:r>
+              <w:rPr>
+                <w:color w:val="FFFFFF"/>
+              </w:rPr>
               <w:t>Register</w:t>
             </w:r>
           </w:p>
         </w:tc>
         <w:tc>
           <w:tcPr>
-            <w:tcW w:w="6691" w:type="dxa"/>
-            <w:tcBorders/>
+            <w:tcW w:w="7219" w:type="dxa"/>
+            <w:tcBorders>
+              <w:top w:val="single" w:sz="6" w:space="0" w:color="BFC7D5"/>
+              <w:left w:val="single" w:sz="2" w:space="0" w:color="BFC7D5"/>
+              <w:bottom w:val="single" w:sz="2" w:space="0" w:color="BFC7D5"/>
+              <w:right w:val="single" w:sz="6" w:space="0" w:color="BFC7D5"/>
+            </w:tcBorders>
+            <w:shd w:fill="1F3A5F" w:val="clear"/>
             <w:vAlign w:val="center"/>
           </w:tcPr>
           <w:p>
             <w:pPr>
               <w:pStyle w:val="TableHeading"/>
-              <w:suppressLineNumbers/>
-              <w:shd w:fill="1F3A5F" w:val="clear"/>
-              <w:bidi w:val="0"/>
-              <w:spacing w:before="0" w:after="283"/>
-              <w:jc w:val="center"/>
-              <w:rPr/>
-            </w:pPr>
-            <w:r>
-              <w:rPr/>
+              <w:bidi w:val="0"/>
+              <w:spacing w:before="0" w:after="283"/>
+              <w:jc w:val="left"/>
+              <w:rPr>
+                <w:color w:val="FFFFFF"/>
+              </w:rPr>
+            </w:pPr>
+            <w:r>
+              <w:rPr>
+                <w:color w:val="FFFFFF"/>
+              </w:rPr>
               <w:t>State at revision 1.0</w:t>
             </w:r>
           </w:p>
@@ -2707,8 +3112,12 @@
         <w:trPr/>
         <w:tc>
           <w:tcPr>
-            <w:tcW w:w="751" w:type="dxa"/>
-            <w:tcBorders/>
+            <w:tcW w:w="846" w:type="dxa"/>
+            <w:tcBorders>
+              <w:left w:val="single" w:sz="6" w:space="0" w:color="BFC7D5"/>
+              <w:bottom w:val="single" w:sz="2" w:space="0" w:color="BFC7D5"/>
+              <w:right w:val="single" w:sz="6" w:space="0" w:color="BFC7D5"/>
+            </w:tcBorders>
             <w:vAlign w:val="center"/>
           </w:tcPr>
           <w:p>
@@ -2727,19 +3136,23 @@
         </w:tc>
         <w:tc>
           <w:tcPr>
-            <w:tcW w:w="3001" w:type="dxa"/>
-            <w:tcBorders/>
-            <w:vAlign w:val="center"/>
-          </w:tcPr>
-          <w:p>
-            <w:pPr>
-              <w:pStyle w:val="TableContents"/>
-              <w:bidi w:val="0"/>
-              <w:spacing w:before="0" w:after="283"/>
-              <w:jc w:val="left"/>
-              <w:rPr/>
-            </w:pPr>
-            <w:hyperlink r:id="rId44">
+            <w:tcW w:w="3273" w:type="dxa"/>
+            <w:tcBorders>
+              <w:left w:val="single" w:sz="2" w:space="0" w:color="BFC7D5"/>
+              <w:bottom w:val="single" w:sz="2" w:space="0" w:color="BFC7D5"/>
+              <w:right w:val="single" w:sz="6" w:space="0" w:color="BFC7D5"/>
+            </w:tcBorders>
+            <w:vAlign w:val="center"/>
+          </w:tcPr>
+          <w:p>
+            <w:pPr>
+              <w:pStyle w:val="TableContents"/>
+              <w:bidi w:val="0"/>
+              <w:spacing w:before="0" w:after="283"/>
+              <w:jc w:val="left"/>
+              <w:rPr/>
+            </w:pPr>
+            <w:hyperlink r:id="rId45">
               <w:r>
                 <w:rPr>
                   <w:rStyle w:val="Hyperlink"/>
@@ -2751,8 +3164,12 @@
         </w:tc>
         <w:tc>
           <w:tcPr>
-            <w:tcW w:w="6691" w:type="dxa"/>
-            <w:tcBorders/>
+            <w:tcW w:w="7219" w:type="dxa"/>
+            <w:tcBorders>
+              <w:left w:val="single" w:sz="2" w:space="0" w:color="BFC7D5"/>
+              <w:bottom w:val="single" w:sz="2" w:space="0" w:color="BFC7D5"/>
+              <w:right w:val="single" w:sz="6" w:space="0" w:color="BFC7D5"/>
+            </w:tcBorders>
             <w:vAlign w:val="center"/>
           </w:tcPr>
           <w:p>
@@ -2774,8 +3191,12 @@
         <w:trPr/>
         <w:tc>
           <w:tcPr>
-            <w:tcW w:w="751" w:type="dxa"/>
-            <w:tcBorders/>
+            <w:tcW w:w="846" w:type="dxa"/>
+            <w:tcBorders>
+              <w:left w:val="single" w:sz="6" w:space="0" w:color="BFC7D5"/>
+              <w:bottom w:val="single" w:sz="2" w:space="0" w:color="BFC7D5"/>
+              <w:right w:val="single" w:sz="6" w:space="0" w:color="BFC7D5"/>
+            </w:tcBorders>
             <w:vAlign w:val="center"/>
           </w:tcPr>
           <w:p>
@@ -2794,19 +3215,23 @@
         </w:tc>
         <w:tc>
           <w:tcPr>
-            <w:tcW w:w="3001" w:type="dxa"/>
-            <w:tcBorders/>
-            <w:vAlign w:val="center"/>
-          </w:tcPr>
-          <w:p>
-            <w:pPr>
-              <w:pStyle w:val="TableContents"/>
-              <w:bidi w:val="0"/>
-              <w:spacing w:before="0" w:after="283"/>
-              <w:jc w:val="left"/>
-              <w:rPr/>
-            </w:pPr>
-            <w:hyperlink r:id="rId45">
+            <w:tcW w:w="3273" w:type="dxa"/>
+            <w:tcBorders>
+              <w:left w:val="single" w:sz="2" w:space="0" w:color="BFC7D5"/>
+              <w:bottom w:val="single" w:sz="2" w:space="0" w:color="BFC7D5"/>
+              <w:right w:val="single" w:sz="6" w:space="0" w:color="BFC7D5"/>
+            </w:tcBorders>
+            <w:vAlign w:val="center"/>
+          </w:tcPr>
+          <w:p>
+            <w:pPr>
+              <w:pStyle w:val="TableContents"/>
+              <w:bidi w:val="0"/>
+              <w:spacing w:before="0" w:after="283"/>
+              <w:jc w:val="left"/>
+              <w:rPr/>
+            </w:pPr>
+            <w:hyperlink r:id="rId46">
               <w:r>
                 <w:rPr>
                   <w:rStyle w:val="Hyperlink"/>
@@ -2818,8 +3243,12 @@
         </w:tc>
         <w:tc>
           <w:tcPr>
-            <w:tcW w:w="6691" w:type="dxa"/>
-            <w:tcBorders/>
+            <w:tcW w:w="7219" w:type="dxa"/>
+            <w:tcBorders>
+              <w:left w:val="single" w:sz="2" w:space="0" w:color="BFC7D5"/>
+              <w:bottom w:val="single" w:sz="2" w:space="0" w:color="BFC7D5"/>
+              <w:right w:val="single" w:sz="6" w:space="0" w:color="BFC7D5"/>
+            </w:tcBorders>
             <w:vAlign w:val="center"/>
           </w:tcPr>
           <w:p>
@@ -2847,8 +3276,12 @@
         <w:trPr/>
         <w:tc>
           <w:tcPr>
-            <w:tcW w:w="751" w:type="dxa"/>
-            <w:tcBorders/>
+            <w:tcW w:w="846" w:type="dxa"/>
+            <w:tcBorders>
+              <w:left w:val="single" w:sz="6" w:space="0" w:color="BFC7D5"/>
+              <w:bottom w:val="single" w:sz="2" w:space="0" w:color="BFC7D5"/>
+              <w:right w:val="single" w:sz="6" w:space="0" w:color="BFC7D5"/>
+            </w:tcBorders>
             <w:vAlign w:val="center"/>
           </w:tcPr>
           <w:p>
@@ -2867,19 +3300,23 @@
         </w:tc>
         <w:tc>
           <w:tcPr>
-            <w:tcW w:w="3001" w:type="dxa"/>
-            <w:tcBorders/>
-            <w:vAlign w:val="center"/>
-          </w:tcPr>
-          <w:p>
-            <w:pPr>
-              <w:pStyle w:val="TableContents"/>
-              <w:bidi w:val="0"/>
-              <w:spacing w:before="0" w:after="283"/>
-              <w:jc w:val="left"/>
-              <w:rPr/>
-            </w:pPr>
-            <w:hyperlink r:id="rId46">
+            <w:tcW w:w="3273" w:type="dxa"/>
+            <w:tcBorders>
+              <w:left w:val="single" w:sz="2" w:space="0" w:color="BFC7D5"/>
+              <w:bottom w:val="single" w:sz="2" w:space="0" w:color="BFC7D5"/>
+              <w:right w:val="single" w:sz="6" w:space="0" w:color="BFC7D5"/>
+            </w:tcBorders>
+            <w:vAlign w:val="center"/>
+          </w:tcPr>
+          <w:p>
+            <w:pPr>
+              <w:pStyle w:val="TableContents"/>
+              <w:bidi w:val="0"/>
+              <w:spacing w:before="0" w:after="283"/>
+              <w:jc w:val="left"/>
+              <w:rPr/>
+            </w:pPr>
+            <w:hyperlink r:id="rId47">
               <w:r>
                 <w:rPr>
                   <w:rStyle w:val="Hyperlink"/>
@@ -2891,8 +3328,12 @@
         </w:tc>
         <w:tc>
           <w:tcPr>
-            <w:tcW w:w="6691" w:type="dxa"/>
-            <w:tcBorders/>
+            <w:tcW w:w="7219" w:type="dxa"/>
+            <w:tcBorders>
+              <w:left w:val="single" w:sz="2" w:space="0" w:color="BFC7D5"/>
+              <w:bottom w:val="single" w:sz="2" w:space="0" w:color="BFC7D5"/>
+              <w:right w:val="single" w:sz="6" w:space="0" w:color="BFC7D5"/>
+            </w:tcBorders>
             <w:vAlign w:val="center"/>
           </w:tcPr>
           <w:p>
@@ -2920,8 +3361,12 @@
         <w:trPr/>
         <w:tc>
           <w:tcPr>
-            <w:tcW w:w="751" w:type="dxa"/>
-            <w:tcBorders/>
+            <w:tcW w:w="846" w:type="dxa"/>
+            <w:tcBorders>
+              <w:left w:val="single" w:sz="6" w:space="0" w:color="BFC7D5"/>
+              <w:bottom w:val="single" w:sz="2" w:space="0" w:color="BFC7D5"/>
+              <w:right w:val="single" w:sz="6" w:space="0" w:color="BFC7D5"/>
+            </w:tcBorders>
             <w:vAlign w:val="center"/>
           </w:tcPr>
           <w:p>
@@ -2940,19 +3385,23 @@
         </w:tc>
         <w:tc>
           <w:tcPr>
-            <w:tcW w:w="3001" w:type="dxa"/>
-            <w:tcBorders/>
-            <w:vAlign w:val="center"/>
-          </w:tcPr>
-          <w:p>
-            <w:pPr>
-              <w:pStyle w:val="TableContents"/>
-              <w:bidi w:val="0"/>
-              <w:spacing w:before="0" w:after="283"/>
-              <w:jc w:val="left"/>
-              <w:rPr/>
-            </w:pPr>
-            <w:hyperlink r:id="rId47">
+            <w:tcW w:w="3273" w:type="dxa"/>
+            <w:tcBorders>
+              <w:left w:val="single" w:sz="2" w:space="0" w:color="BFC7D5"/>
+              <w:bottom w:val="single" w:sz="2" w:space="0" w:color="BFC7D5"/>
+              <w:right w:val="single" w:sz="6" w:space="0" w:color="BFC7D5"/>
+            </w:tcBorders>
+            <w:vAlign w:val="center"/>
+          </w:tcPr>
+          <w:p>
+            <w:pPr>
+              <w:pStyle w:val="TableContents"/>
+              <w:bidi w:val="0"/>
+              <w:spacing w:before="0" w:after="283"/>
+              <w:jc w:val="left"/>
+              <w:rPr/>
+            </w:pPr>
+            <w:hyperlink r:id="rId48">
               <w:r>
                 <w:rPr>
                   <w:rStyle w:val="Hyperlink"/>
@@ -2964,8 +3413,12 @@
         </w:tc>
         <w:tc>
           <w:tcPr>
-            <w:tcW w:w="6691" w:type="dxa"/>
-            <w:tcBorders/>
+            <w:tcW w:w="7219" w:type="dxa"/>
+            <w:tcBorders>
+              <w:left w:val="single" w:sz="2" w:space="0" w:color="BFC7D5"/>
+              <w:bottom w:val="single" w:sz="2" w:space="0" w:color="BFC7D5"/>
+              <w:right w:val="single" w:sz="6" w:space="0" w:color="BFC7D5"/>
+            </w:tcBorders>
             <w:vAlign w:val="center"/>
           </w:tcPr>
           <w:p>
@@ -2987,8 +3440,12 @@
         <w:trPr/>
         <w:tc>
           <w:tcPr>
-            <w:tcW w:w="751" w:type="dxa"/>
-            <w:tcBorders/>
+            <w:tcW w:w="846" w:type="dxa"/>
+            <w:tcBorders>
+              <w:left w:val="single" w:sz="6" w:space="0" w:color="BFC7D5"/>
+              <w:bottom w:val="single" w:sz="2" w:space="0" w:color="BFC7D5"/>
+              <w:right w:val="single" w:sz="6" w:space="0" w:color="BFC7D5"/>
+            </w:tcBorders>
             <w:vAlign w:val="center"/>
           </w:tcPr>
           <w:p>
@@ -3007,19 +3464,23 @@
         </w:tc>
         <w:tc>
           <w:tcPr>
-            <w:tcW w:w="3001" w:type="dxa"/>
-            <w:tcBorders/>
-            <w:vAlign w:val="center"/>
-          </w:tcPr>
-          <w:p>
-            <w:pPr>
-              <w:pStyle w:val="TableContents"/>
-              <w:bidi w:val="0"/>
-              <w:spacing w:before="0" w:after="283"/>
-              <w:jc w:val="left"/>
-              <w:rPr/>
-            </w:pPr>
-            <w:hyperlink r:id="rId48">
+            <w:tcW w:w="3273" w:type="dxa"/>
+            <w:tcBorders>
+              <w:left w:val="single" w:sz="2" w:space="0" w:color="BFC7D5"/>
+              <w:bottom w:val="single" w:sz="2" w:space="0" w:color="BFC7D5"/>
+              <w:right w:val="single" w:sz="6" w:space="0" w:color="BFC7D5"/>
+            </w:tcBorders>
+            <w:vAlign w:val="center"/>
+          </w:tcPr>
+          <w:p>
+            <w:pPr>
+              <w:pStyle w:val="TableContents"/>
+              <w:bidi w:val="0"/>
+              <w:spacing w:before="0" w:after="283"/>
+              <w:jc w:val="left"/>
+              <w:rPr/>
+            </w:pPr>
+            <w:hyperlink r:id="rId49">
               <w:r>
                 <w:rPr>
                   <w:rStyle w:val="Hyperlink"/>
@@ -3031,8 +3492,12 @@
         </w:tc>
         <w:tc>
           <w:tcPr>
-            <w:tcW w:w="6691" w:type="dxa"/>
-            <w:tcBorders/>
+            <w:tcW w:w="7219" w:type="dxa"/>
+            <w:tcBorders>
+              <w:left w:val="single" w:sz="2" w:space="0" w:color="BFC7D5"/>
+              <w:bottom w:val="single" w:sz="2" w:space="0" w:color="BFC7D5"/>
+              <w:right w:val="single" w:sz="6" w:space="0" w:color="BFC7D5"/>
+            </w:tcBorders>
             <w:vAlign w:val="center"/>
           </w:tcPr>
           <w:p>
@@ -3054,8 +3519,12 @@
         <w:trPr/>
         <w:tc>
           <w:tcPr>
-            <w:tcW w:w="751" w:type="dxa"/>
-            <w:tcBorders/>
+            <w:tcW w:w="846" w:type="dxa"/>
+            <w:tcBorders>
+              <w:left w:val="single" w:sz="6" w:space="0" w:color="BFC7D5"/>
+              <w:bottom w:val="single" w:sz="2" w:space="0" w:color="BFC7D5"/>
+              <w:right w:val="single" w:sz="6" w:space="0" w:color="BFC7D5"/>
+            </w:tcBorders>
             <w:vAlign w:val="center"/>
           </w:tcPr>
           <w:p>
@@ -3074,19 +3543,23 @@
         </w:tc>
         <w:tc>
           <w:tcPr>
-            <w:tcW w:w="3001" w:type="dxa"/>
-            <w:tcBorders/>
-            <w:vAlign w:val="center"/>
-          </w:tcPr>
-          <w:p>
-            <w:pPr>
-              <w:pStyle w:val="TableContents"/>
-              <w:bidi w:val="0"/>
-              <w:spacing w:before="0" w:after="283"/>
-              <w:jc w:val="left"/>
-              <w:rPr/>
-            </w:pPr>
-            <w:hyperlink r:id="rId49">
+            <w:tcW w:w="3273" w:type="dxa"/>
+            <w:tcBorders>
+              <w:left w:val="single" w:sz="2" w:space="0" w:color="BFC7D5"/>
+              <w:bottom w:val="single" w:sz="2" w:space="0" w:color="BFC7D5"/>
+              <w:right w:val="single" w:sz="6" w:space="0" w:color="BFC7D5"/>
+            </w:tcBorders>
+            <w:vAlign w:val="center"/>
+          </w:tcPr>
+          <w:p>
+            <w:pPr>
+              <w:pStyle w:val="TableContents"/>
+              <w:bidi w:val="0"/>
+              <w:spacing w:before="0" w:after="283"/>
+              <w:jc w:val="left"/>
+              <w:rPr/>
+            </w:pPr>
+            <w:hyperlink r:id="rId50">
               <w:r>
                 <w:rPr>
                   <w:rStyle w:val="Hyperlink"/>
@@ -3098,8 +3571,12 @@
         </w:tc>
         <w:tc>
           <w:tcPr>
-            <w:tcW w:w="6691" w:type="dxa"/>
-            <w:tcBorders/>
+            <w:tcW w:w="7219" w:type="dxa"/>
+            <w:tcBorders>
+              <w:left w:val="single" w:sz="2" w:space="0" w:color="BFC7D5"/>
+              <w:bottom w:val="single" w:sz="2" w:space="0" w:color="BFC7D5"/>
+              <w:right w:val="single" w:sz="6" w:space="0" w:color="BFC7D5"/>
+            </w:tcBorders>
             <w:vAlign w:val="center"/>
           </w:tcPr>
           <w:p>
@@ -3121,8 +3598,12 @@
         <w:trPr/>
         <w:tc>
           <w:tcPr>
-            <w:tcW w:w="751" w:type="dxa"/>
-            <w:tcBorders/>
+            <w:tcW w:w="846" w:type="dxa"/>
+            <w:tcBorders>
+              <w:left w:val="single" w:sz="6" w:space="0" w:color="BFC7D5"/>
+              <w:bottom w:val="single" w:sz="2" w:space="0" w:color="BFC7D5"/>
+              <w:right w:val="single" w:sz="6" w:space="0" w:color="BFC7D5"/>
+            </w:tcBorders>
             <w:vAlign w:val="center"/>
           </w:tcPr>
           <w:p>
@@ -3141,19 +3622,23 @@
         </w:tc>
         <w:tc>
           <w:tcPr>
-            <w:tcW w:w="3001" w:type="dxa"/>
-            <w:tcBorders/>
-            <w:vAlign w:val="center"/>
-          </w:tcPr>
-          <w:p>
-            <w:pPr>
-              <w:pStyle w:val="TableContents"/>
-              <w:bidi w:val="0"/>
-              <w:spacing w:before="0" w:after="283"/>
-              <w:jc w:val="left"/>
-              <w:rPr/>
-            </w:pPr>
-            <w:hyperlink r:id="rId50">
+            <w:tcW w:w="3273" w:type="dxa"/>
+            <w:tcBorders>
+              <w:left w:val="single" w:sz="2" w:space="0" w:color="BFC7D5"/>
+              <w:bottom w:val="single" w:sz="2" w:space="0" w:color="BFC7D5"/>
+              <w:right w:val="single" w:sz="6" w:space="0" w:color="BFC7D5"/>
+            </w:tcBorders>
+            <w:vAlign w:val="center"/>
+          </w:tcPr>
+          <w:p>
+            <w:pPr>
+              <w:pStyle w:val="TableContents"/>
+              <w:bidi w:val="0"/>
+              <w:spacing w:before="0" w:after="283"/>
+              <w:jc w:val="left"/>
+              <w:rPr/>
+            </w:pPr>
+            <w:hyperlink r:id="rId51">
               <w:r>
                 <w:rPr>
                   <w:rStyle w:val="Hyperlink"/>
@@ -3165,8 +3650,12 @@
         </w:tc>
         <w:tc>
           <w:tcPr>
-            <w:tcW w:w="6691" w:type="dxa"/>
-            <w:tcBorders/>
+            <w:tcW w:w="7219" w:type="dxa"/>
+            <w:tcBorders>
+              <w:left w:val="single" w:sz="2" w:space="0" w:color="BFC7D5"/>
+              <w:bottom w:val="single" w:sz="2" w:space="0" w:color="BFC7D5"/>
+              <w:right w:val="single" w:sz="6" w:space="0" w:color="BFC7D5"/>
+            </w:tcBorders>
             <w:vAlign w:val="center"/>
           </w:tcPr>
           <w:p>
@@ -3188,8 +3677,12 @@
         <w:trPr/>
         <w:tc>
           <w:tcPr>
-            <w:tcW w:w="751" w:type="dxa"/>
-            <w:tcBorders/>
+            <w:tcW w:w="846" w:type="dxa"/>
+            <w:tcBorders>
+              <w:left w:val="single" w:sz="6" w:space="0" w:color="BFC7D5"/>
+              <w:bottom w:val="single" w:sz="2" w:space="0" w:color="BFC7D5"/>
+              <w:right w:val="single" w:sz="6" w:space="0" w:color="BFC7D5"/>
+            </w:tcBorders>
             <w:vAlign w:val="center"/>
           </w:tcPr>
           <w:p>
@@ -3208,19 +3701,23 @@
         </w:tc>
         <w:tc>
           <w:tcPr>
-            <w:tcW w:w="3001" w:type="dxa"/>
-            <w:tcBorders/>
-            <w:vAlign w:val="center"/>
-          </w:tcPr>
-          <w:p>
-            <w:pPr>
-              <w:pStyle w:val="TableContents"/>
-              <w:bidi w:val="0"/>
-              <w:spacing w:before="0" w:after="283"/>
-              <w:jc w:val="left"/>
-              <w:rPr/>
-            </w:pPr>
-            <w:hyperlink r:id="rId51">
+            <w:tcW w:w="3273" w:type="dxa"/>
+            <w:tcBorders>
+              <w:left w:val="single" w:sz="2" w:space="0" w:color="BFC7D5"/>
+              <w:bottom w:val="single" w:sz="2" w:space="0" w:color="BFC7D5"/>
+              <w:right w:val="single" w:sz="6" w:space="0" w:color="BFC7D5"/>
+            </w:tcBorders>
+            <w:vAlign w:val="center"/>
+          </w:tcPr>
+          <w:p>
+            <w:pPr>
+              <w:pStyle w:val="TableContents"/>
+              <w:bidi w:val="0"/>
+              <w:spacing w:before="0" w:after="283"/>
+              <w:jc w:val="left"/>
+              <w:rPr/>
+            </w:pPr>
+            <w:hyperlink r:id="rId52">
               <w:r>
                 <w:rPr>
                   <w:rStyle w:val="Hyperlink"/>
@@ -3232,8 +3729,12 @@
         </w:tc>
         <w:tc>
           <w:tcPr>
-            <w:tcW w:w="6691" w:type="dxa"/>
-            <w:tcBorders/>
+            <w:tcW w:w="7219" w:type="dxa"/>
+            <w:tcBorders>
+              <w:left w:val="single" w:sz="2" w:space="0" w:color="BFC7D5"/>
+              <w:bottom w:val="single" w:sz="2" w:space="0" w:color="BFC7D5"/>
+              <w:right w:val="single" w:sz="6" w:space="0" w:color="BFC7D5"/>
+            </w:tcBorders>
             <w:vAlign w:val="center"/>
           </w:tcPr>
           <w:p>
@@ -3265,8 +3766,12 @@
         <w:trPr/>
         <w:tc>
           <w:tcPr>
-            <w:tcW w:w="751" w:type="dxa"/>
-            <w:tcBorders/>
+            <w:tcW w:w="846" w:type="dxa"/>
+            <w:tcBorders>
+              <w:left w:val="single" w:sz="6" w:space="0" w:color="BFC7D5"/>
+              <w:bottom w:val="single" w:sz="2" w:space="0" w:color="BFC7D5"/>
+              <w:right w:val="single" w:sz="6" w:space="0" w:color="BFC7D5"/>
+            </w:tcBorders>
             <w:vAlign w:val="center"/>
           </w:tcPr>
           <w:p>
@@ -3285,19 +3790,23 @@
         </w:tc>
         <w:tc>
           <w:tcPr>
-            <w:tcW w:w="3001" w:type="dxa"/>
-            <w:tcBorders/>
-            <w:vAlign w:val="center"/>
-          </w:tcPr>
-          <w:p>
-            <w:pPr>
-              <w:pStyle w:val="TableContents"/>
-              <w:bidi w:val="0"/>
-              <w:spacing w:before="0" w:after="283"/>
-              <w:jc w:val="left"/>
-              <w:rPr/>
-            </w:pPr>
-            <w:hyperlink r:id="rId52">
+            <w:tcW w:w="3273" w:type="dxa"/>
+            <w:tcBorders>
+              <w:left w:val="single" w:sz="2" w:space="0" w:color="BFC7D5"/>
+              <w:bottom w:val="single" w:sz="2" w:space="0" w:color="BFC7D5"/>
+              <w:right w:val="single" w:sz="6" w:space="0" w:color="BFC7D5"/>
+            </w:tcBorders>
+            <w:vAlign w:val="center"/>
+          </w:tcPr>
+          <w:p>
+            <w:pPr>
+              <w:pStyle w:val="TableContents"/>
+              <w:bidi w:val="0"/>
+              <w:spacing w:before="0" w:after="283"/>
+              <w:jc w:val="left"/>
+              <w:rPr/>
+            </w:pPr>
+            <w:hyperlink r:id="rId53">
               <w:r>
                 <w:rPr>
                   <w:rStyle w:val="Hyperlink"/>
@@ -3309,8 +3818,12 @@
         </w:tc>
         <w:tc>
           <w:tcPr>
-            <w:tcW w:w="6691" w:type="dxa"/>
-            <w:tcBorders/>
+            <w:tcW w:w="7219" w:type="dxa"/>
+            <w:tcBorders>
+              <w:left w:val="single" w:sz="2" w:space="0" w:color="BFC7D5"/>
+              <w:bottom w:val="single" w:sz="2" w:space="0" w:color="BFC7D5"/>
+              <w:right w:val="single" w:sz="6" w:space="0" w:color="BFC7D5"/>
+            </w:tcBorders>
             <w:vAlign w:val="center"/>
           </w:tcPr>
           <w:p>
@@ -3338,8 +3851,12 @@
         <w:trPr/>
         <w:tc>
           <w:tcPr>
-            <w:tcW w:w="751" w:type="dxa"/>
-            <w:tcBorders/>
+            <w:tcW w:w="846" w:type="dxa"/>
+            <w:tcBorders>
+              <w:left w:val="single" w:sz="6" w:space="0" w:color="BFC7D5"/>
+              <w:bottom w:val="single" w:sz="6" w:space="0" w:color="BFC7D5"/>
+              <w:right w:val="single" w:sz="6" w:space="0" w:color="BFC7D5"/>
+            </w:tcBorders>
             <w:vAlign w:val="center"/>
           </w:tcPr>
           <w:p>
@@ -3358,19 +3875,23 @@
         </w:tc>
         <w:tc>
           <w:tcPr>
-            <w:tcW w:w="3001" w:type="dxa"/>
-            <w:tcBorders/>
-            <w:vAlign w:val="center"/>
-          </w:tcPr>
-          <w:p>
-            <w:pPr>
-              <w:pStyle w:val="TableContents"/>
-              <w:bidi w:val="0"/>
-              <w:spacing w:before="0" w:after="283"/>
-              <w:jc w:val="left"/>
-              <w:rPr/>
-            </w:pPr>
-            <w:hyperlink r:id="rId53">
+            <w:tcW w:w="3273" w:type="dxa"/>
+            <w:tcBorders>
+              <w:left w:val="single" w:sz="2" w:space="0" w:color="BFC7D5"/>
+              <w:bottom w:val="single" w:sz="6" w:space="0" w:color="BFC7D5"/>
+              <w:right w:val="single" w:sz="6" w:space="0" w:color="BFC7D5"/>
+            </w:tcBorders>
+            <w:vAlign w:val="center"/>
+          </w:tcPr>
+          <w:p>
+            <w:pPr>
+              <w:pStyle w:val="TableContents"/>
+              <w:bidi w:val="0"/>
+              <w:spacing w:before="0" w:after="283"/>
+              <w:jc w:val="left"/>
+              <w:rPr/>
+            </w:pPr>
+            <w:hyperlink r:id="rId54">
               <w:r>
                 <w:rPr>
                   <w:rStyle w:val="Hyperlink"/>
@@ -3382,8 +3903,12 @@
         </w:tc>
         <w:tc>
           <w:tcPr>
-            <w:tcW w:w="6691" w:type="dxa"/>
-            <w:tcBorders/>
+            <w:tcW w:w="7219" w:type="dxa"/>
+            <w:tcBorders>
+              <w:left w:val="single" w:sz="2" w:space="0" w:color="BFC7D5"/>
+              <w:bottom w:val="single" w:sz="6" w:space="0" w:color="BFC7D5"/>
+              <w:right w:val="single" w:sz="6" w:space="0" w:color="BFC7D5"/>
+            </w:tcBorders>
             <w:vAlign w:val="center"/>
           </w:tcPr>
           <w:p>
@@ -3431,7 +3956,7 @@
         <w:rPr/>
         <w:t xml:space="preserve">Completed records are filed under </w:t>
       </w:r>
-      <w:hyperlink r:id="rId54">
+      <w:hyperlink r:id="rId55">
         <w:r>
           <w:rPr>
             <w:rStyle w:val="Hyperlink"/>
@@ -3528,7 +4053,7 @@
         <w:rPr/>
         <w:t xml:space="preserve"> is the revision history of any document in this set. The reasoning, and how this satisfies clause 7.5.3, is in </w:t>
       </w:r>
-      <w:hyperlink r:id="rId55">
+      <w:hyperlink r:id="rId56">
         <w:r>
           <w:rPr>
             <w:rStyle w:val="Hyperlink"/>
@@ -3670,7 +4195,7 @@
         <w:rPr/>
         <w:t xml:space="preserve">All three, and eighteen more, are in </w:t>
       </w:r>
-      <w:hyperlink r:id="rId56">
+      <w:hyperlink r:id="rId57">
         <w:r>
           <w:rPr>
             <w:rStyle w:val="Hyperlink"/>
@@ -3767,7 +4292,7 @@
         <w:rPr>
           <w:rStyle w:val="SourceText"/>
         </w:rPr>
-        <w:t>eval/run_eval.py:281</w:t>
+        <w:t>eval/run_eval.py:309</w:t>
       </w:r>
       <w:r>
         <w:rPr/>
